--- a/documentação agendamento particular.docx
+++ b/documentação agendamento particular.docx
@@ -1561,7 +1561,7 @@
         </w:rPr>
         <w:t xml:space="preserve"> </w:t>
       </w:r>
-      <w:hyperlink r:id="rId5">
+      <w:hyperlink r:id="rId6">
         <w:r>
           <w:rPr>
             <w:rStyle w:val="Hyperlink"/>
@@ -7382,6 +7382,2960 @@
         </w:rPr>
       </w:pPr>
     </w:p>
+    <w:p>
+      <w:pPr>
+        <w:jc w:val="center"/>
+        <w:rPr>
+          <w:rFonts w:ascii="Arial Nova" w:eastAsia="Arial Nova" w:hAnsi="Arial Nova" w:cs="Arial Nova"/>
+          <w:b/>
+          <w:u w:val="single"/>
+        </w:rPr>
+      </w:pPr>
+      <w:r>
+        <w:rPr>
+          <w:rFonts w:ascii="Arial Nova" w:eastAsia="Arial Nova" w:hAnsi="Arial Nova" w:cs="Arial Nova"/>
+          <w:b/>
+          <w:sz w:val="28"/>
+          <w:szCs w:val="28"/>
+          <w:u w:val="single"/>
+        </w:rPr>
+        <w:t>Perfis de acesso</w:t>
+      </w:r>
+    </w:p>
+    <w:p>
+      <w:pPr>
+        <w:rPr>
+          <w:b/>
+          <w:bCs/>
+        </w:rPr>
+      </w:pPr>
+    </w:p>
+    <w:p>
+      <w:r>
+        <w:t>O acesso ao sistema é controlado por perfis de usuário. Cada perfil possui permissões específicas de acordo com suas responsabilidades dentro da operação da empresa. Essa separação garante maior segurança das informações, controle das atividades realizadas e organização dos processos de agendamento, gestão da frota e atendimento ao cliente.</w:t>
+      </w:r>
+    </w:p>
+    <w:tbl>
+      <w:tblPr>
+        <w:tblStyle w:val="Tabelacomgrade"/>
+        <w:tblW w:w="0" w:type="auto"/>
+        <w:tblLook w:val="04A0" w:firstRow="1" w:lastRow="0" w:firstColumn="1" w:lastColumn="0" w:noHBand="0" w:noVBand="1"/>
+      </w:tblPr>
+      <w:tblGrid>
+        <w:gridCol w:w="3005"/>
+        <w:gridCol w:w="3005"/>
+        <w:gridCol w:w="3006"/>
+      </w:tblGrid>
+      <w:tr>
+        <w:tc>
+          <w:tcPr>
+            <w:tcW w:w="3005" w:type="dxa"/>
+            <w:vAlign w:val="center"/>
+          </w:tcPr>
+          <w:p>
+            <w:pPr>
+              <w:jc w:val="center"/>
+              <w:rPr>
+                <w:b/>
+                <w:bCs/>
+              </w:rPr>
+            </w:pPr>
+            <w:r>
+              <w:rPr>
+                <w:b/>
+                <w:bCs/>
+              </w:rPr>
+              <w:lastRenderedPageBreak/>
+              <w:t>Perfil</w:t>
+            </w:r>
+          </w:p>
+        </w:tc>
+        <w:tc>
+          <w:tcPr>
+            <w:tcW w:w="3005" w:type="dxa"/>
+            <w:vAlign w:val="center"/>
+          </w:tcPr>
+          <w:p>
+            <w:pPr>
+              <w:jc w:val="center"/>
+              <w:rPr>
+                <w:b/>
+                <w:bCs/>
+              </w:rPr>
+            </w:pPr>
+            <w:r>
+              <w:rPr>
+                <w:b/>
+                <w:bCs/>
+              </w:rPr>
+              <w:t>Descrição</w:t>
+            </w:r>
+          </w:p>
+        </w:tc>
+        <w:tc>
+          <w:tcPr>
+            <w:tcW w:w="3006" w:type="dxa"/>
+            <w:vAlign w:val="center"/>
+          </w:tcPr>
+          <w:p>
+            <w:pPr>
+              <w:jc w:val="center"/>
+              <w:rPr>
+                <w:b/>
+                <w:bCs/>
+              </w:rPr>
+            </w:pPr>
+            <w:r>
+              <w:rPr>
+                <w:b/>
+                <w:bCs/>
+              </w:rPr>
+              <w:t>Plataformas</w:t>
+            </w:r>
+          </w:p>
+        </w:tc>
+      </w:tr>
+      <w:tr>
+        <w:tc>
+          <w:tcPr>
+            <w:tcW w:w="3005" w:type="dxa"/>
+            <w:vAlign w:val="center"/>
+          </w:tcPr>
+          <w:p>
+            <w:pPr>
+              <w:jc w:val="center"/>
+            </w:pPr>
+            <w:r>
+              <w:t>Administrador</w:t>
+            </w:r>
+          </w:p>
+        </w:tc>
+        <w:tc>
+          <w:tcPr>
+            <w:tcW w:w="3005" w:type="dxa"/>
+            <w:vAlign w:val="center"/>
+          </w:tcPr>
+          <w:p>
+            <w:pPr>
+              <w:jc w:val="center"/>
+            </w:pPr>
+            <w:r>
+              <w:t>Responsável pela administração geral do sistema, gerenciamento de usuários, motoristas, veículos, permissões, configurações e relatórios gerenciais.</w:t>
+            </w:r>
+          </w:p>
+        </w:tc>
+        <w:tc>
+          <w:tcPr>
+            <w:tcW w:w="3006" w:type="dxa"/>
+            <w:vAlign w:val="center"/>
+          </w:tcPr>
+          <w:p>
+            <w:pPr>
+              <w:jc w:val="center"/>
+            </w:pPr>
+            <w:r>
+              <w:t xml:space="preserve">Desktop e </w:t>
+            </w:r>
+            <w:r>
+              <w:t>Web</w:t>
+            </w:r>
+          </w:p>
+        </w:tc>
+      </w:tr>
+      <w:tr>
+        <w:tc>
+          <w:tcPr>
+            <w:tcW w:w="3005" w:type="dxa"/>
+            <w:vAlign w:val="center"/>
+          </w:tcPr>
+          <w:p>
+            <w:pPr>
+              <w:jc w:val="center"/>
+            </w:pPr>
+            <w:r>
+              <w:t>Operador administrativo</w:t>
+            </w:r>
+          </w:p>
+        </w:tc>
+        <w:tc>
+          <w:tcPr>
+            <w:tcW w:w="3005" w:type="dxa"/>
+            <w:vAlign w:val="center"/>
+          </w:tcPr>
+          <w:p>
+            <w:pPr>
+              <w:ind w:firstLine="708"/>
+              <w:jc w:val="center"/>
+            </w:pPr>
+            <w:r>
+              <w:t>Responsável pela análise das solicitações de reserva, atendimento ao cliente, acompanhamento da agenda operacional e gerenciamento dos agendamentos.</w:t>
+            </w:r>
+          </w:p>
+        </w:tc>
+        <w:tc>
+          <w:tcPr>
+            <w:tcW w:w="3006" w:type="dxa"/>
+            <w:vAlign w:val="center"/>
+          </w:tcPr>
+          <w:p>
+            <w:pPr>
+              <w:jc w:val="center"/>
+            </w:pPr>
+            <w:r>
+              <w:t xml:space="preserve">Desktop e </w:t>
+            </w:r>
+            <w:r>
+              <w:t>Web</w:t>
+            </w:r>
+          </w:p>
+        </w:tc>
+      </w:tr>
+      <w:tr>
+        <w:tc>
+          <w:tcPr>
+            <w:tcW w:w="3005" w:type="dxa"/>
+            <w:vAlign w:val="center"/>
+          </w:tcPr>
+          <w:p>
+            <w:pPr>
+              <w:jc w:val="center"/>
+            </w:pPr>
+            <w:r>
+              <w:t>Motorista</w:t>
+            </w:r>
+          </w:p>
+        </w:tc>
+        <w:tc>
+          <w:tcPr>
+            <w:tcW w:w="3005" w:type="dxa"/>
+            <w:vAlign w:val="center"/>
+          </w:tcPr>
+          <w:p>
+            <w:pPr>
+              <w:jc w:val="center"/>
+            </w:pPr>
+            <w:r>
+              <w:t>Responsável por consultar sua agenda de serviços, visualizar informações das reservas, receber notificações e acompanhar alterações em seus atendimentos.</w:t>
+            </w:r>
+          </w:p>
+        </w:tc>
+        <w:tc>
+          <w:tcPr>
+            <w:tcW w:w="3006" w:type="dxa"/>
+            <w:vAlign w:val="center"/>
+          </w:tcPr>
+          <w:p>
+            <w:pPr>
+              <w:jc w:val="center"/>
+            </w:pPr>
+            <w:r>
+              <w:t>Mobile e Web</w:t>
+            </w:r>
+          </w:p>
+        </w:tc>
+      </w:tr>
+      <w:tr>
+        <w:tc>
+          <w:tcPr>
+            <w:tcW w:w="3005" w:type="dxa"/>
+            <w:vAlign w:val="center"/>
+          </w:tcPr>
+          <w:p>
+            <w:pPr>
+              <w:jc w:val="center"/>
+            </w:pPr>
+            <w:r>
+              <w:t>C</w:t>
+            </w:r>
+            <w:r>
+              <w:t>liente</w:t>
+            </w:r>
+          </w:p>
+        </w:tc>
+        <w:tc>
+          <w:tcPr>
+            <w:tcW w:w="3005" w:type="dxa"/>
+            <w:vAlign w:val="center"/>
+          </w:tcPr>
+          <w:p>
+            <w:pPr>
+              <w:ind w:firstLine="708"/>
+              <w:jc w:val="center"/>
+            </w:pPr>
+            <w:r>
+              <w:t>Responsável por solicitar reservas, consultar disponibilidade, acompanhar solicitações, visualizar histórico de serviços e realizar pagamentos.</w:t>
+            </w:r>
+          </w:p>
+        </w:tc>
+        <w:tc>
+          <w:tcPr>
+            <w:tcW w:w="3006" w:type="dxa"/>
+            <w:vAlign w:val="center"/>
+          </w:tcPr>
+          <w:p>
+            <w:pPr>
+              <w:jc w:val="center"/>
+            </w:pPr>
+            <w:r>
+              <w:t>Web e Mobile</w:t>
+            </w:r>
+          </w:p>
+        </w:tc>
+      </w:tr>
+      <w:tr>
+        <w:tc>
+          <w:tcPr>
+            <w:tcW w:w="3005" w:type="dxa"/>
+            <w:vAlign w:val="center"/>
+          </w:tcPr>
+          <w:p>
+            <w:pPr>
+              <w:jc w:val="center"/>
+            </w:pPr>
+            <w:r>
+              <w:t xml:space="preserve">Suporte </w:t>
+            </w:r>
+            <w:r>
+              <w:t>técnico</w:t>
+            </w:r>
+          </w:p>
+        </w:tc>
+        <w:tc>
+          <w:tcPr>
+            <w:tcW w:w="3005" w:type="dxa"/>
+            <w:vAlign w:val="center"/>
+          </w:tcPr>
+          <w:p>
+            <w:pPr>
+              <w:ind w:firstLine="708"/>
+              <w:jc w:val="center"/>
+            </w:pPr>
+            <w:r>
+              <w:t>Responsável pela manutenção da plataforma, monitoramento das integrações, análise de erros, auditoria e suporte aos usuários.</w:t>
+            </w:r>
+          </w:p>
+        </w:tc>
+        <w:tc>
+          <w:tcPr>
+            <w:tcW w:w="3006" w:type="dxa"/>
+            <w:vAlign w:val="center"/>
+          </w:tcPr>
+          <w:p>
+            <w:pPr>
+              <w:jc w:val="center"/>
+            </w:pPr>
+            <w:r>
+              <w:t>Desktop e Web</w:t>
+            </w:r>
+          </w:p>
+        </w:tc>
+      </w:tr>
+    </w:tbl>
+    <w:p>
+      <w:pPr>
+        <w:rPr>
+          <w:b/>
+          <w:bCs/>
+        </w:rPr>
+      </w:pPr>
+    </w:p>
+    <w:p>
+      <w:pPr>
+        <w:rPr>
+          <w:b/>
+          <w:bCs/>
+        </w:rPr>
+      </w:pPr>
+    </w:p>
+    <w:p>
+      <w:pPr>
+        <w:jc w:val="center"/>
+        <w:rPr>
+          <w:rFonts w:ascii="Arial Nova" w:eastAsia="Arial Nova" w:hAnsi="Arial Nova" w:cs="Arial Nova"/>
+          <w:b/>
+          <w:sz w:val="28"/>
+          <w:szCs w:val="28"/>
+        </w:rPr>
+      </w:pPr>
+      <w:r>
+        <w:rPr>
+          <w:rFonts w:ascii="Arial Nova" w:eastAsia="Arial Nova" w:hAnsi="Arial Nova" w:cs="Arial Nova"/>
+          <w:b/>
+          <w:sz w:val="28"/>
+          <w:szCs w:val="28"/>
+        </w:rPr>
+        <w:t>Personas do sistema</w:t>
+      </w:r>
+    </w:p>
+    <w:p>
+      <w:pPr>
+        <w:rPr>
+          <w:rFonts w:ascii="Arial Nova" w:eastAsia="Arial Nova" w:hAnsi="Arial Nova" w:cs="Arial Nova"/>
+          <w:bCs/>
+        </w:rPr>
+      </w:pPr>
+      <w:r>
+        <w:rPr>
+          <w:rFonts w:ascii="Arial Nova" w:eastAsia="Arial Nova" w:hAnsi="Arial Nova" w:cs="Arial Nova"/>
+          <w:bCs/>
+        </w:rPr>
+        <w:t>As personas representam os principais perfis de usuários do Sistema de Agendamento de Transporte Executivo. Elas auxiliam na definição dos requisitos funcionais, regras de negócio, permissões de acesso, fluxos de navegação e experiência do usuário em cada plataforma.</w:t>
+      </w:r>
+    </w:p>
+    <w:p>
+      <w:pPr>
+        <w:jc w:val="center"/>
+        <w:rPr>
+          <w:b/>
+          <w:bCs/>
+        </w:rPr>
+      </w:pPr>
+      <w:r>
+        <w:rPr>
+          <w:b/>
+          <w:bCs/>
+        </w:rPr>
+        <w:lastRenderedPageBreak/>
+        <w:t>Persona 1 – Administrador da Empresa</w:t>
+      </w:r>
+    </w:p>
+    <w:tbl>
+      <w:tblPr>
+        <w:tblStyle w:val="Tabelacomgrade"/>
+        <w:tblW w:w="0" w:type="auto"/>
+        <w:tblLook w:val="04A0" w:firstRow="1" w:lastRow="0" w:firstColumn="1" w:lastColumn="0" w:noHBand="0" w:noVBand="1"/>
+      </w:tblPr>
+      <w:tblGrid>
+        <w:gridCol w:w="4508"/>
+        <w:gridCol w:w="4508"/>
+      </w:tblGrid>
+      <w:tr>
+        <w:tc>
+          <w:tcPr>
+            <w:tcW w:w="4508" w:type="dxa"/>
+            <w:vAlign w:val="center"/>
+          </w:tcPr>
+          <w:p>
+            <w:pPr>
+              <w:jc w:val="center"/>
+              <w:rPr>
+                <w:b/>
+                <w:bCs/>
+              </w:rPr>
+            </w:pPr>
+            <w:r>
+              <w:rPr>
+                <w:b/>
+                <w:bCs/>
+              </w:rPr>
+              <w:t>Campo</w:t>
+            </w:r>
+          </w:p>
+        </w:tc>
+        <w:tc>
+          <w:tcPr>
+            <w:tcW w:w="4508" w:type="dxa"/>
+            <w:vAlign w:val="center"/>
+          </w:tcPr>
+          <w:p>
+            <w:pPr>
+              <w:jc w:val="center"/>
+              <w:rPr>
+                <w:b/>
+                <w:bCs/>
+              </w:rPr>
+            </w:pPr>
+            <w:r>
+              <w:rPr>
+                <w:b/>
+                <w:bCs/>
+              </w:rPr>
+              <w:t>Descrição</w:t>
+            </w:r>
+          </w:p>
+        </w:tc>
+      </w:tr>
+      <w:tr>
+        <w:tc>
+          <w:tcPr>
+            <w:tcW w:w="4508" w:type="dxa"/>
+            <w:vAlign w:val="center"/>
+          </w:tcPr>
+          <w:p>
+            <w:r>
+              <w:t>Nome fictício</w:t>
+            </w:r>
+          </w:p>
+        </w:tc>
+        <w:tc>
+          <w:tcPr>
+            <w:tcW w:w="4508" w:type="dxa"/>
+            <w:vAlign w:val="center"/>
+          </w:tcPr>
+          <w:p>
+            <w:pPr>
+              <w:tabs>
+                <w:tab w:val="left" w:pos="1155"/>
+              </w:tabs>
+              <w:jc w:val="center"/>
+            </w:pPr>
+            <w:r>
+              <w:t>Ricardo Almeida</w:t>
+            </w:r>
+          </w:p>
+        </w:tc>
+      </w:tr>
+      <w:tr>
+        <w:tc>
+          <w:tcPr>
+            <w:tcW w:w="4508" w:type="dxa"/>
+            <w:vAlign w:val="center"/>
+          </w:tcPr>
+          <w:p>
+            <w:r>
+              <w:t>Idade</w:t>
+            </w:r>
+          </w:p>
+        </w:tc>
+        <w:tc>
+          <w:tcPr>
+            <w:tcW w:w="4508" w:type="dxa"/>
+            <w:vAlign w:val="center"/>
+          </w:tcPr>
+          <w:p>
+            <w:pPr>
+              <w:jc w:val="center"/>
+            </w:pPr>
+            <w:r>
+              <w:t>45 anos</w:t>
+            </w:r>
+          </w:p>
+        </w:tc>
+      </w:tr>
+      <w:tr>
+        <w:tc>
+          <w:tcPr>
+            <w:tcW w:w="4508" w:type="dxa"/>
+            <w:vAlign w:val="center"/>
+          </w:tcPr>
+          <w:p>
+            <w:r>
+              <w:t>Perfil</w:t>
+            </w:r>
+          </w:p>
+        </w:tc>
+        <w:tc>
+          <w:tcPr>
+            <w:tcW w:w="4508" w:type="dxa"/>
+            <w:vAlign w:val="center"/>
+          </w:tcPr>
+          <w:p>
+            <w:pPr>
+              <w:jc w:val="center"/>
+            </w:pPr>
+            <w:r>
+              <w:t>Diretor operacional da empresa de transporte executivo.</w:t>
+            </w:r>
+          </w:p>
+        </w:tc>
+      </w:tr>
+      <w:tr>
+        <w:tc>
+          <w:tcPr>
+            <w:tcW w:w="4508" w:type="dxa"/>
+            <w:vAlign w:val="center"/>
+          </w:tcPr>
+          <w:p>
+            <w:r>
+              <w:t>Plataforma principal</w:t>
+            </w:r>
+          </w:p>
+        </w:tc>
+        <w:tc>
+          <w:tcPr>
+            <w:tcW w:w="4508" w:type="dxa"/>
+            <w:vAlign w:val="center"/>
+          </w:tcPr>
+          <w:p>
+            <w:pPr>
+              <w:jc w:val="center"/>
+            </w:pPr>
+            <w:r>
+              <w:t>Desktop</w:t>
+            </w:r>
+          </w:p>
+        </w:tc>
+      </w:tr>
+      <w:tr>
+        <w:tc>
+          <w:tcPr>
+            <w:tcW w:w="4508" w:type="dxa"/>
+            <w:vAlign w:val="center"/>
+          </w:tcPr>
+          <w:p>
+            <w:r>
+              <w:t>Plataformas complementares</w:t>
+            </w:r>
+          </w:p>
+        </w:tc>
+        <w:tc>
+          <w:tcPr>
+            <w:tcW w:w="4508" w:type="dxa"/>
+            <w:vAlign w:val="center"/>
+          </w:tcPr>
+          <w:p>
+            <w:pPr>
+              <w:jc w:val="center"/>
+            </w:pPr>
+            <w:r>
+              <w:t>Web</w:t>
+            </w:r>
+          </w:p>
+        </w:tc>
+      </w:tr>
+      <w:tr>
+        <w:tc>
+          <w:tcPr>
+            <w:tcW w:w="4508" w:type="dxa"/>
+            <w:vAlign w:val="center"/>
+          </w:tcPr>
+          <w:p>
+            <w:r>
+              <w:t>Objetivos</w:t>
+            </w:r>
+          </w:p>
+        </w:tc>
+        <w:tc>
+          <w:tcPr>
+            <w:tcW w:w="4508" w:type="dxa"/>
+            <w:vAlign w:val="center"/>
+          </w:tcPr>
+          <w:p>
+            <w:pPr>
+              <w:tabs>
+                <w:tab w:val="left" w:pos="1185"/>
+              </w:tabs>
+              <w:jc w:val="center"/>
+            </w:pPr>
+            <w:r>
+              <w:t>Gerenciar toda a operação da empresa, acompanhar indicadores, controlar a frota, supervisionar motoristas e monitorar reservas.</w:t>
+            </w:r>
+          </w:p>
+        </w:tc>
+      </w:tr>
+      <w:tr>
+        <w:tc>
+          <w:tcPr>
+            <w:tcW w:w="4508" w:type="dxa"/>
+            <w:vAlign w:val="center"/>
+          </w:tcPr>
+          <w:p>
+            <w:r>
+              <w:t>Necessidades</w:t>
+            </w:r>
+          </w:p>
+        </w:tc>
+        <w:tc>
+          <w:tcPr>
+            <w:tcW w:w="4508" w:type="dxa"/>
+            <w:vAlign w:val="center"/>
+          </w:tcPr>
+          <w:p>
+            <w:pPr>
+              <w:jc w:val="center"/>
+            </w:pPr>
+            <w:r>
+              <w:t>Ter visão completa da operação em tempo real, acesso a relatórios gerenciais e controle das permissões dos usuários.</w:t>
+            </w:r>
+          </w:p>
+        </w:tc>
+      </w:tr>
+      <w:tr>
+        <w:tc>
+          <w:tcPr>
+            <w:tcW w:w="4508" w:type="dxa"/>
+            <w:vAlign w:val="center"/>
+          </w:tcPr>
+          <w:p>
+            <w:r>
+              <w:t>Dores</w:t>
+            </w:r>
+          </w:p>
+        </w:tc>
+        <w:tc>
+          <w:tcPr>
+            <w:tcW w:w="4508" w:type="dxa"/>
+            <w:vAlign w:val="center"/>
+          </w:tcPr>
+          <w:p>
+            <w:pPr>
+              <w:tabs>
+                <w:tab w:val="left" w:pos="1200"/>
+              </w:tabs>
+              <w:jc w:val="center"/>
+            </w:pPr>
+            <w:r>
+              <w:t>Falta de centralização das informações, conflitos de agenda, excesso de processos manuais e dificuldade para acompanhar a operação remotamente.</w:t>
+            </w:r>
+          </w:p>
+        </w:tc>
+      </w:tr>
+      <w:tr>
+        <w:tc>
+          <w:tcPr>
+            <w:tcW w:w="4508" w:type="dxa"/>
+            <w:vAlign w:val="center"/>
+          </w:tcPr>
+          <w:p>
+            <w:r>
+              <w:t>Funcionalidades relevantes</w:t>
+            </w:r>
+          </w:p>
+        </w:tc>
+        <w:tc>
+          <w:tcPr>
+            <w:tcW w:w="4508" w:type="dxa"/>
+            <w:vAlign w:val="center"/>
+          </w:tcPr>
+          <w:p>
+            <w:pPr>
+              <w:jc w:val="center"/>
+            </w:pPr>
+            <w:r>
+              <w:t>Gestão de usuários, frota, motoristas, clientes, permissões, relatórios, auditoria e configurações do sistema.</w:t>
+            </w:r>
+          </w:p>
+        </w:tc>
+      </w:tr>
+    </w:tbl>
+    <w:p>
+      <w:pPr>
+        <w:rPr>
+          <w:b/>
+          <w:bCs/>
+        </w:rPr>
+      </w:pPr>
+    </w:p>
+    <w:p>
+      <w:pPr>
+        <w:jc w:val="center"/>
+        <w:rPr>
+          <w:b/>
+          <w:bCs/>
+        </w:rPr>
+      </w:pPr>
+      <w:r>
+        <w:rPr>
+          <w:b/>
+          <w:bCs/>
+        </w:rPr>
+        <w:t>Persona 2 – Operadora Administrativa</w:t>
+      </w:r>
+    </w:p>
+    <w:tbl>
+      <w:tblPr>
+        <w:tblStyle w:val="Tabelacomgrade"/>
+        <w:tblW w:w="0" w:type="auto"/>
+        <w:tblLook w:val="04A0" w:firstRow="1" w:lastRow="0" w:firstColumn="1" w:lastColumn="0" w:noHBand="0" w:noVBand="1"/>
+      </w:tblPr>
+      <w:tblGrid>
+        <w:gridCol w:w="4508"/>
+        <w:gridCol w:w="4508"/>
+      </w:tblGrid>
+      <w:tr>
+        <w:tc>
+          <w:tcPr>
+            <w:tcW w:w="4508" w:type="dxa"/>
+          </w:tcPr>
+          <w:p>
+            <w:pPr>
+              <w:jc w:val="center"/>
+              <w:rPr>
+                <w:b/>
+                <w:bCs/>
+              </w:rPr>
+            </w:pPr>
+            <w:r>
+              <w:rPr>
+                <w:b/>
+                <w:bCs/>
+              </w:rPr>
+              <w:t>Campo</w:t>
+            </w:r>
+          </w:p>
+        </w:tc>
+        <w:tc>
+          <w:tcPr>
+            <w:tcW w:w="4508" w:type="dxa"/>
+          </w:tcPr>
+          <w:p>
+            <w:pPr>
+              <w:jc w:val="center"/>
+              <w:rPr>
+                <w:b/>
+                <w:bCs/>
+              </w:rPr>
+            </w:pPr>
+            <w:r>
+              <w:rPr>
+                <w:b/>
+                <w:bCs/>
+              </w:rPr>
+              <w:t>Descrição</w:t>
+            </w:r>
+          </w:p>
+        </w:tc>
+      </w:tr>
+      <w:tr>
+        <w:tc>
+          <w:tcPr>
+            <w:tcW w:w="4508" w:type="dxa"/>
+            <w:vAlign w:val="center"/>
+          </w:tcPr>
+          <w:p>
+            <w:r>
+              <w:t>Nome fictício</w:t>
+            </w:r>
+          </w:p>
+        </w:tc>
+        <w:tc>
+          <w:tcPr>
+            <w:tcW w:w="4508" w:type="dxa"/>
+            <w:vAlign w:val="center"/>
+          </w:tcPr>
+          <w:p>
+            <w:pPr>
+              <w:jc w:val="center"/>
+            </w:pPr>
+            <w:r>
+              <w:t>Juliana Martins</w:t>
+            </w:r>
+          </w:p>
+        </w:tc>
+      </w:tr>
+      <w:tr>
+        <w:tc>
+          <w:tcPr>
+            <w:tcW w:w="4508" w:type="dxa"/>
+            <w:vAlign w:val="center"/>
+          </w:tcPr>
+          <w:p>
+            <w:r>
+              <w:t>Idade</w:t>
+            </w:r>
+          </w:p>
+        </w:tc>
+        <w:tc>
+          <w:tcPr>
+            <w:tcW w:w="4508" w:type="dxa"/>
+            <w:vAlign w:val="center"/>
+          </w:tcPr>
+          <w:p>
+            <w:pPr>
+              <w:jc w:val="center"/>
+            </w:pPr>
+            <w:r>
+              <w:t>32 anos</w:t>
+            </w:r>
+          </w:p>
+        </w:tc>
+      </w:tr>
+      <w:tr>
+        <w:tc>
+          <w:tcPr>
+            <w:tcW w:w="4508" w:type="dxa"/>
+            <w:vAlign w:val="center"/>
+          </w:tcPr>
+          <w:p>
+            <w:r>
+              <w:t>Perfil</w:t>
+            </w:r>
+          </w:p>
+        </w:tc>
+        <w:tc>
+          <w:tcPr>
+            <w:tcW w:w="4508" w:type="dxa"/>
+            <w:vAlign w:val="center"/>
+          </w:tcPr>
+          <w:p>
+            <w:pPr>
+              <w:jc w:val="center"/>
+            </w:pPr>
+            <w:r>
+              <w:t>Colaboradora responsável pelo atendimento e gestão diária das reservas.</w:t>
+            </w:r>
+          </w:p>
+        </w:tc>
+      </w:tr>
+      <w:tr>
+        <w:tc>
+          <w:tcPr>
+            <w:tcW w:w="4508" w:type="dxa"/>
+            <w:vAlign w:val="center"/>
+          </w:tcPr>
+          <w:p>
+            <w:r>
+              <w:t>Plataforma principal</w:t>
+            </w:r>
+          </w:p>
+        </w:tc>
+        <w:tc>
+          <w:tcPr>
+            <w:tcW w:w="4508" w:type="dxa"/>
+            <w:vAlign w:val="center"/>
+          </w:tcPr>
+          <w:p>
+            <w:pPr>
+              <w:jc w:val="center"/>
+            </w:pPr>
+            <w:r>
+              <w:t>Desktop</w:t>
+            </w:r>
+          </w:p>
+        </w:tc>
+      </w:tr>
+      <w:tr>
+        <w:tc>
+          <w:tcPr>
+            <w:tcW w:w="4508" w:type="dxa"/>
+            <w:vAlign w:val="center"/>
+          </w:tcPr>
+          <w:p>
+            <w:r>
+              <w:t>Plataformas complementares</w:t>
+            </w:r>
+          </w:p>
+        </w:tc>
+        <w:tc>
+          <w:tcPr>
+            <w:tcW w:w="4508" w:type="dxa"/>
+            <w:vAlign w:val="center"/>
+          </w:tcPr>
+          <w:p>
+            <w:pPr>
+              <w:jc w:val="center"/>
+            </w:pPr>
+            <w:r>
+              <w:t>Web</w:t>
+            </w:r>
+          </w:p>
+        </w:tc>
+      </w:tr>
+      <w:tr>
+        <w:tc>
+          <w:tcPr>
+            <w:tcW w:w="4508" w:type="dxa"/>
+            <w:vAlign w:val="center"/>
+          </w:tcPr>
+          <w:p>
+            <w:r>
+              <w:t>Objetivos</w:t>
+            </w:r>
+          </w:p>
+        </w:tc>
+        <w:tc>
+          <w:tcPr>
+            <w:tcW w:w="4508" w:type="dxa"/>
+            <w:vAlign w:val="center"/>
+          </w:tcPr>
+          <w:p>
+            <w:pPr>
+              <w:jc w:val="center"/>
+            </w:pPr>
+            <w:r>
+              <w:t>Validar solicitações, aprovar reservas, acompanhar a agenda operacional e prestar suporte aos clientes.</w:t>
+            </w:r>
+          </w:p>
+        </w:tc>
+      </w:tr>
+      <w:tr>
+        <w:tc>
+          <w:tcPr>
+            <w:tcW w:w="4508" w:type="dxa"/>
+            <w:vAlign w:val="center"/>
+          </w:tcPr>
+          <w:p>
+            <w:r>
+              <w:t>Necessidades</w:t>
+            </w:r>
+          </w:p>
+        </w:tc>
+        <w:tc>
+          <w:tcPr>
+            <w:tcW w:w="4508" w:type="dxa"/>
+            <w:vAlign w:val="center"/>
+          </w:tcPr>
+          <w:p>
+            <w:pPr>
+              <w:jc w:val="center"/>
+            </w:pPr>
+            <w:r>
+              <w:t>Acesso rápido às informações de disponibilidade, visualização clara da agenda e acompanhamento dos status das solicitações.</w:t>
+            </w:r>
+          </w:p>
+        </w:tc>
+      </w:tr>
+      <w:tr>
+        <w:tc>
+          <w:tcPr>
+            <w:tcW w:w="4508" w:type="dxa"/>
+            <w:vAlign w:val="center"/>
+          </w:tcPr>
+          <w:p>
+            <w:r>
+              <w:t>Dores</w:t>
+            </w:r>
+          </w:p>
+        </w:tc>
+        <w:tc>
+          <w:tcPr>
+            <w:tcW w:w="4508" w:type="dxa"/>
+            <w:vAlign w:val="center"/>
+          </w:tcPr>
+          <w:p>
+            <w:pPr>
+              <w:tabs>
+                <w:tab w:val="left" w:pos="1635"/>
+              </w:tabs>
+              <w:jc w:val="center"/>
+            </w:pPr>
+            <w:r>
+              <w:t>Processos manuais demorados, dificuldade para localizar informações e riscos de conflitos de agendamento.</w:t>
+            </w:r>
+          </w:p>
+        </w:tc>
+      </w:tr>
+      <w:tr>
+        <w:tc>
+          <w:tcPr>
+            <w:tcW w:w="4508" w:type="dxa"/>
+            <w:vAlign w:val="center"/>
+          </w:tcPr>
+          <w:p>
+            <w:r>
+              <w:lastRenderedPageBreak/>
+              <w:t>Funcionalidades relevantes</w:t>
+            </w:r>
+          </w:p>
+        </w:tc>
+        <w:tc>
+          <w:tcPr>
+            <w:tcW w:w="4508" w:type="dxa"/>
+          </w:tcPr>
+          <w:p>
+            <w:pPr>
+              <w:jc w:val="center"/>
+            </w:pPr>
+            <w:r>
+              <w:t>Aprovação e cancelamento de reservas, consulta de agenda, cadastro de clientes, notificações e acompanhamento operacional.</w:t>
+            </w:r>
+          </w:p>
+        </w:tc>
+      </w:tr>
+    </w:tbl>
+    <w:p>
+      <w:pPr>
+        <w:jc w:val="center"/>
+        <w:rPr>
+          <w:b/>
+          <w:bCs/>
+        </w:rPr>
+      </w:pPr>
+    </w:p>
+    <w:p>
+      <w:pPr>
+        <w:jc w:val="center"/>
+        <w:rPr>
+          <w:b/>
+          <w:bCs/>
+        </w:rPr>
+      </w:pPr>
+      <w:r>
+        <w:rPr>
+          <w:b/>
+          <w:bCs/>
+        </w:rPr>
+        <w:t>Persona 3 – Motorista Executivo</w:t>
+      </w:r>
+    </w:p>
+    <w:tbl>
+      <w:tblPr>
+        <w:tblStyle w:val="Tabelacomgrade"/>
+        <w:tblW w:w="0" w:type="auto"/>
+        <w:tblLook w:val="04A0" w:firstRow="1" w:lastRow="0" w:firstColumn="1" w:lastColumn="0" w:noHBand="0" w:noVBand="1"/>
+      </w:tblPr>
+      <w:tblGrid>
+        <w:gridCol w:w="4508"/>
+        <w:gridCol w:w="4508"/>
+      </w:tblGrid>
+      <w:tr>
+        <w:tc>
+          <w:tcPr>
+            <w:tcW w:w="4508" w:type="dxa"/>
+          </w:tcPr>
+          <w:p>
+            <w:pPr>
+              <w:jc w:val="center"/>
+              <w:rPr>
+                <w:b/>
+                <w:bCs/>
+              </w:rPr>
+            </w:pPr>
+            <w:r>
+              <w:rPr>
+                <w:b/>
+                <w:bCs/>
+              </w:rPr>
+              <w:t>Campo</w:t>
+            </w:r>
+          </w:p>
+        </w:tc>
+        <w:tc>
+          <w:tcPr>
+            <w:tcW w:w="4508" w:type="dxa"/>
+          </w:tcPr>
+          <w:p>
+            <w:pPr>
+              <w:jc w:val="center"/>
+              <w:rPr>
+                <w:b/>
+                <w:bCs/>
+              </w:rPr>
+            </w:pPr>
+            <w:r>
+              <w:rPr>
+                <w:b/>
+                <w:bCs/>
+              </w:rPr>
+              <w:t>Descrição</w:t>
+            </w:r>
+          </w:p>
+        </w:tc>
+      </w:tr>
+      <w:tr>
+        <w:tc>
+          <w:tcPr>
+            <w:tcW w:w="4508" w:type="dxa"/>
+            <w:vAlign w:val="center"/>
+          </w:tcPr>
+          <w:p>
+            <w:r>
+              <w:t>Nome fictício</w:t>
+            </w:r>
+          </w:p>
+        </w:tc>
+        <w:tc>
+          <w:tcPr>
+            <w:tcW w:w="4508" w:type="dxa"/>
+            <w:vAlign w:val="center"/>
+          </w:tcPr>
+          <w:p>
+            <w:pPr>
+              <w:jc w:val="center"/>
+            </w:pPr>
+            <w:r>
+              <w:t>Carlos Henrique</w:t>
+            </w:r>
+          </w:p>
+        </w:tc>
+      </w:tr>
+      <w:tr>
+        <w:tc>
+          <w:tcPr>
+            <w:tcW w:w="4508" w:type="dxa"/>
+            <w:vAlign w:val="center"/>
+          </w:tcPr>
+          <w:p>
+            <w:r>
+              <w:t>Idade</w:t>
+            </w:r>
+          </w:p>
+        </w:tc>
+        <w:tc>
+          <w:tcPr>
+            <w:tcW w:w="4508" w:type="dxa"/>
+            <w:vAlign w:val="center"/>
+          </w:tcPr>
+          <w:p>
+            <w:pPr>
+              <w:jc w:val="center"/>
+            </w:pPr>
+            <w:r>
+              <w:t>40 anos</w:t>
+            </w:r>
+          </w:p>
+        </w:tc>
+      </w:tr>
+      <w:tr>
+        <w:tc>
+          <w:tcPr>
+            <w:tcW w:w="4508" w:type="dxa"/>
+            <w:vAlign w:val="center"/>
+          </w:tcPr>
+          <w:p>
+            <w:r>
+              <w:t>Perfil</w:t>
+            </w:r>
+          </w:p>
+        </w:tc>
+        <w:tc>
+          <w:tcPr>
+            <w:tcW w:w="4508" w:type="dxa"/>
+            <w:vAlign w:val="center"/>
+          </w:tcPr>
+          <w:p>
+            <w:pPr>
+              <w:jc w:val="center"/>
+            </w:pPr>
+            <w:r>
+              <w:t>Motorista executivo responsável pela execução dos serviços.</w:t>
+            </w:r>
+          </w:p>
+        </w:tc>
+      </w:tr>
+      <w:tr>
+        <w:tc>
+          <w:tcPr>
+            <w:tcW w:w="4508" w:type="dxa"/>
+            <w:vAlign w:val="center"/>
+          </w:tcPr>
+          <w:p>
+            <w:r>
+              <w:t>Plataforma principal</w:t>
+            </w:r>
+          </w:p>
+        </w:tc>
+        <w:tc>
+          <w:tcPr>
+            <w:tcW w:w="4508" w:type="dxa"/>
+            <w:vAlign w:val="center"/>
+          </w:tcPr>
+          <w:p>
+            <w:pPr>
+              <w:jc w:val="center"/>
+            </w:pPr>
+            <w:r>
+              <w:t>Mobile</w:t>
+            </w:r>
+          </w:p>
+        </w:tc>
+      </w:tr>
+      <w:tr>
+        <w:tc>
+          <w:tcPr>
+            <w:tcW w:w="4508" w:type="dxa"/>
+            <w:vAlign w:val="center"/>
+          </w:tcPr>
+          <w:p>
+            <w:r>
+              <w:t>Plataformas complementares</w:t>
+            </w:r>
+          </w:p>
+        </w:tc>
+        <w:tc>
+          <w:tcPr>
+            <w:tcW w:w="4508" w:type="dxa"/>
+            <w:vAlign w:val="center"/>
+          </w:tcPr>
+          <w:p>
+            <w:pPr>
+              <w:jc w:val="center"/>
+            </w:pPr>
+            <w:r>
+              <w:t>Web</w:t>
+            </w:r>
+          </w:p>
+        </w:tc>
+      </w:tr>
+      <w:tr>
+        <w:tc>
+          <w:tcPr>
+            <w:tcW w:w="4508" w:type="dxa"/>
+            <w:vAlign w:val="center"/>
+          </w:tcPr>
+          <w:p>
+            <w:r>
+              <w:t>Objetivos</w:t>
+            </w:r>
+          </w:p>
+        </w:tc>
+        <w:tc>
+          <w:tcPr>
+            <w:tcW w:w="4508" w:type="dxa"/>
+            <w:vAlign w:val="center"/>
+          </w:tcPr>
+          <w:p>
+            <w:pPr>
+              <w:jc w:val="center"/>
+            </w:pPr>
+            <w:r>
+              <w:t>Consultar sua agenda, visualizar detalhes dos serviços e receber atualizações.</w:t>
+            </w:r>
+          </w:p>
+        </w:tc>
+      </w:tr>
+      <w:tr>
+        <w:tc>
+          <w:tcPr>
+            <w:tcW w:w="4508" w:type="dxa"/>
+            <w:vAlign w:val="center"/>
+          </w:tcPr>
+          <w:p>
+            <w:r>
+              <w:t>Necessidades</w:t>
+            </w:r>
+          </w:p>
+        </w:tc>
+        <w:tc>
+          <w:tcPr>
+            <w:tcW w:w="4508" w:type="dxa"/>
+            <w:vAlign w:val="center"/>
+          </w:tcPr>
+          <w:p>
+            <w:pPr>
+              <w:tabs>
+                <w:tab w:val="left" w:pos="1320"/>
+              </w:tabs>
+              <w:jc w:val="center"/>
+            </w:pPr>
+            <w:r>
+              <w:t>Acesso rápido aos horários, trajetos, informações dos clientes e notificações de alterações.</w:t>
+            </w:r>
+          </w:p>
+        </w:tc>
+      </w:tr>
+      <w:tr>
+        <w:tc>
+          <w:tcPr>
+            <w:tcW w:w="4508" w:type="dxa"/>
+            <w:vAlign w:val="center"/>
+          </w:tcPr>
+          <w:p>
+            <w:r>
+              <w:t>Dores</w:t>
+            </w:r>
+          </w:p>
+        </w:tc>
+        <w:tc>
+          <w:tcPr>
+            <w:tcW w:w="4508" w:type="dxa"/>
+            <w:vAlign w:val="center"/>
+          </w:tcPr>
+          <w:p>
+            <w:pPr>
+              <w:tabs>
+                <w:tab w:val="left" w:pos="1680"/>
+              </w:tabs>
+              <w:jc w:val="center"/>
+            </w:pPr>
+            <w:r>
+              <w:t>Mudanças de última hora sem comunicação adequada, falta de organização das informações e dificuldade para acompanhar a agenda.</w:t>
+            </w:r>
+          </w:p>
+        </w:tc>
+      </w:tr>
+      <w:tr>
+        <w:tc>
+          <w:tcPr>
+            <w:tcW w:w="4508" w:type="dxa"/>
+            <w:vAlign w:val="center"/>
+          </w:tcPr>
+          <w:p>
+            <w:r>
+              <w:t>Funcionalidades relevantes</w:t>
+            </w:r>
+          </w:p>
+        </w:tc>
+        <w:tc>
+          <w:tcPr>
+            <w:tcW w:w="4508" w:type="dxa"/>
+            <w:vAlign w:val="center"/>
+          </w:tcPr>
+          <w:p>
+            <w:pPr>
+              <w:jc w:val="center"/>
+            </w:pPr>
+            <w:r>
+              <w:t>Agenda de serviços, detalhes das reservas, notificações, histórico de atendimentos e confirmação de execução do serviço.</w:t>
+            </w:r>
+          </w:p>
+        </w:tc>
+      </w:tr>
+    </w:tbl>
+    <w:p>
+      <w:pPr>
+        <w:jc w:val="center"/>
+        <w:rPr>
+          <w:b/>
+          <w:bCs/>
+        </w:rPr>
+      </w:pPr>
+      <w:r>
+        <w:rPr>
+          <w:b/>
+          <w:bCs/>
+        </w:rPr>
+        <w:t>Persona 4 – Cliente Executivo</w:t>
+      </w:r>
+    </w:p>
+    <w:tbl>
+      <w:tblPr>
+        <w:tblStyle w:val="Tabelacomgrade"/>
+        <w:tblW w:w="0" w:type="auto"/>
+        <w:tblLook w:val="04A0" w:firstRow="1" w:lastRow="0" w:firstColumn="1" w:lastColumn="0" w:noHBand="0" w:noVBand="1"/>
+      </w:tblPr>
+      <w:tblGrid>
+        <w:gridCol w:w="4508"/>
+        <w:gridCol w:w="4508"/>
+      </w:tblGrid>
+      <w:tr>
+        <w:tc>
+          <w:tcPr>
+            <w:tcW w:w="4508" w:type="dxa"/>
+          </w:tcPr>
+          <w:p>
+            <w:pPr>
+              <w:jc w:val="center"/>
+              <w:rPr>
+                <w:b/>
+                <w:bCs/>
+              </w:rPr>
+            </w:pPr>
+            <w:r>
+              <w:rPr>
+                <w:b/>
+                <w:bCs/>
+              </w:rPr>
+              <w:t>Campo</w:t>
+            </w:r>
+          </w:p>
+        </w:tc>
+        <w:tc>
+          <w:tcPr>
+            <w:tcW w:w="4508" w:type="dxa"/>
+          </w:tcPr>
+          <w:p>
+            <w:pPr>
+              <w:jc w:val="center"/>
+              <w:rPr>
+                <w:b/>
+                <w:bCs/>
+              </w:rPr>
+            </w:pPr>
+            <w:r>
+              <w:rPr>
+                <w:b/>
+                <w:bCs/>
+              </w:rPr>
+              <w:t>Descrição</w:t>
+            </w:r>
+          </w:p>
+        </w:tc>
+      </w:tr>
+      <w:tr>
+        <w:tc>
+          <w:tcPr>
+            <w:tcW w:w="4508" w:type="dxa"/>
+            <w:vAlign w:val="center"/>
+          </w:tcPr>
+          <w:p>
+            <w:r>
+              <w:t>Nome fictício</w:t>
+            </w:r>
+          </w:p>
+        </w:tc>
+        <w:tc>
+          <w:tcPr>
+            <w:tcW w:w="4508" w:type="dxa"/>
+            <w:vAlign w:val="center"/>
+          </w:tcPr>
+          <w:p>
+            <w:pPr>
+              <w:jc w:val="center"/>
+            </w:pPr>
+            <w:r>
+              <w:t>Eduardo Ribeiro</w:t>
+            </w:r>
+          </w:p>
+        </w:tc>
+      </w:tr>
+      <w:tr>
+        <w:tc>
+          <w:tcPr>
+            <w:tcW w:w="4508" w:type="dxa"/>
+            <w:vAlign w:val="center"/>
+          </w:tcPr>
+          <w:p>
+            <w:r>
+              <w:t>Idade</w:t>
+            </w:r>
+          </w:p>
+        </w:tc>
+        <w:tc>
+          <w:tcPr>
+            <w:tcW w:w="4508" w:type="dxa"/>
+            <w:vAlign w:val="center"/>
+          </w:tcPr>
+          <w:p>
+            <w:pPr>
+              <w:jc w:val="center"/>
+            </w:pPr>
+            <w:r>
+              <w:t>39 anos</w:t>
+            </w:r>
+          </w:p>
+        </w:tc>
+      </w:tr>
+      <w:tr>
+        <w:tc>
+          <w:tcPr>
+            <w:tcW w:w="4508" w:type="dxa"/>
+            <w:vAlign w:val="center"/>
+          </w:tcPr>
+          <w:p>
+            <w:pPr>
+              <w:tabs>
+                <w:tab w:val="left" w:pos="2640"/>
+              </w:tabs>
+            </w:pPr>
+            <w:r>
+              <w:t>Perfil</w:t>
+            </w:r>
+          </w:p>
+        </w:tc>
+        <w:tc>
+          <w:tcPr>
+            <w:tcW w:w="4508" w:type="dxa"/>
+            <w:vAlign w:val="center"/>
+          </w:tcPr>
+          <w:p>
+            <w:pPr>
+              <w:jc w:val="center"/>
+            </w:pPr>
+            <w:r>
+              <w:t>Empresário que utiliza serviços de transporte executivo para compromissos profissionais e pessoais.</w:t>
+            </w:r>
+          </w:p>
+        </w:tc>
+      </w:tr>
+      <w:tr>
+        <w:tc>
+          <w:tcPr>
+            <w:tcW w:w="4508" w:type="dxa"/>
+            <w:vAlign w:val="center"/>
+          </w:tcPr>
+          <w:p>
+            <w:pPr>
+              <w:tabs>
+                <w:tab w:val="left" w:pos="2760"/>
+              </w:tabs>
+            </w:pPr>
+            <w:r>
+              <w:t>Plataforma principal</w:t>
+            </w:r>
+          </w:p>
+        </w:tc>
+        <w:tc>
+          <w:tcPr>
+            <w:tcW w:w="4508" w:type="dxa"/>
+            <w:vAlign w:val="center"/>
+          </w:tcPr>
+          <w:p>
+            <w:pPr>
+              <w:jc w:val="center"/>
+            </w:pPr>
+            <w:r>
+              <w:t>Mobile</w:t>
+            </w:r>
+          </w:p>
+        </w:tc>
+      </w:tr>
+      <w:tr>
+        <w:tc>
+          <w:tcPr>
+            <w:tcW w:w="4508" w:type="dxa"/>
+            <w:vAlign w:val="center"/>
+          </w:tcPr>
+          <w:p>
+            <w:r>
+              <w:t>Plataformas complementares</w:t>
+            </w:r>
+          </w:p>
+        </w:tc>
+        <w:tc>
+          <w:tcPr>
+            <w:tcW w:w="4508" w:type="dxa"/>
+            <w:vAlign w:val="center"/>
+          </w:tcPr>
+          <w:p>
+            <w:pPr>
+              <w:jc w:val="center"/>
+            </w:pPr>
+            <w:r>
+              <w:t>Web</w:t>
+            </w:r>
+          </w:p>
+        </w:tc>
+      </w:tr>
+      <w:tr>
+        <w:tc>
+          <w:tcPr>
+            <w:tcW w:w="4508" w:type="dxa"/>
+            <w:vAlign w:val="center"/>
+          </w:tcPr>
+          <w:p>
+            <w:r>
+              <w:t>Objetivos</w:t>
+            </w:r>
+          </w:p>
+        </w:tc>
+        <w:tc>
+          <w:tcPr>
+            <w:tcW w:w="4508" w:type="dxa"/>
+            <w:vAlign w:val="center"/>
+          </w:tcPr>
+          <w:p>
+            <w:pPr>
+              <w:jc w:val="center"/>
+            </w:pPr>
+            <w:r>
+              <w:t>Solicitar serviços de transporte com rapidez, segurança e praticidade.</w:t>
+            </w:r>
+          </w:p>
+        </w:tc>
+      </w:tr>
+      <w:tr>
+        <w:tc>
+          <w:tcPr>
+            <w:tcW w:w="4508" w:type="dxa"/>
+            <w:vAlign w:val="center"/>
+          </w:tcPr>
+          <w:p>
+            <w:r>
+              <w:t>Necessidades</w:t>
+            </w:r>
+          </w:p>
+        </w:tc>
+        <w:tc>
+          <w:tcPr>
+            <w:tcW w:w="4508" w:type="dxa"/>
+            <w:vAlign w:val="center"/>
+          </w:tcPr>
+          <w:p>
+            <w:pPr>
+              <w:tabs>
+                <w:tab w:val="left" w:pos="1635"/>
+              </w:tabs>
+              <w:jc w:val="center"/>
+            </w:pPr>
+            <w:r>
+              <w:t>Consultar disponibilidade em tempo real, escolher veículo e motorista, receber orçamento e acompanhar suas reservas.</w:t>
+            </w:r>
+          </w:p>
+        </w:tc>
+      </w:tr>
+      <w:tr>
+        <w:tc>
+          <w:tcPr>
+            <w:tcW w:w="4508" w:type="dxa"/>
+            <w:vAlign w:val="center"/>
+          </w:tcPr>
+          <w:p>
+            <w:r>
+              <w:t>Dores</w:t>
+            </w:r>
+          </w:p>
+        </w:tc>
+        <w:tc>
+          <w:tcPr>
+            <w:tcW w:w="4508" w:type="dxa"/>
+            <w:vAlign w:val="center"/>
+          </w:tcPr>
+          <w:p>
+            <w:pPr>
+              <w:tabs>
+                <w:tab w:val="left" w:pos="1680"/>
+              </w:tabs>
+              <w:jc w:val="center"/>
+            </w:pPr>
+            <w:r>
+              <w:t xml:space="preserve">Dependência de contato telefônico ou WhatsApp para solicitar serviços, </w:t>
+            </w:r>
+            <w:r>
+              <w:lastRenderedPageBreak/>
+              <w:t>demora nas confirmações e falta de autonomia.</w:t>
+            </w:r>
+          </w:p>
+        </w:tc>
+      </w:tr>
+      <w:tr>
+        <w:tc>
+          <w:tcPr>
+            <w:tcW w:w="4508" w:type="dxa"/>
+            <w:vAlign w:val="center"/>
+          </w:tcPr>
+          <w:p>
+            <w:r>
+              <w:lastRenderedPageBreak/>
+              <w:t>Funcionalidades relevantes</w:t>
+            </w:r>
+          </w:p>
+        </w:tc>
+        <w:tc>
+          <w:tcPr>
+            <w:tcW w:w="4508" w:type="dxa"/>
+            <w:vAlign w:val="center"/>
+          </w:tcPr>
+          <w:p>
+            <w:pPr>
+              <w:jc w:val="center"/>
+            </w:pPr>
+            <w:r>
+              <w:t>Solicitação de reserva, consulta de disponibilidade, escolha de motorista e veículo, histórico de serviços, pagamentos e notificações.</w:t>
+            </w:r>
+          </w:p>
+        </w:tc>
+      </w:tr>
+    </w:tbl>
+    <w:p>
+      <w:pPr>
+        <w:jc w:val="center"/>
+        <w:rPr>
+          <w:b/>
+          <w:bCs/>
+        </w:rPr>
+      </w:pPr>
+    </w:p>
+    <w:p>
+      <w:pPr>
+        <w:jc w:val="center"/>
+        <w:rPr>
+          <w:b/>
+          <w:bCs/>
+        </w:rPr>
+      </w:pPr>
+      <w:r>
+        <w:rPr>
+          <w:b/>
+          <w:bCs/>
+        </w:rPr>
+        <w:t>Persona 5 – Suporte Técnico</w:t>
+      </w:r>
+    </w:p>
+    <w:tbl>
+      <w:tblPr>
+        <w:tblStyle w:val="Tabelacomgrade"/>
+        <w:tblW w:w="0" w:type="auto"/>
+        <w:tblLook w:val="04A0" w:firstRow="1" w:lastRow="0" w:firstColumn="1" w:lastColumn="0" w:noHBand="0" w:noVBand="1"/>
+      </w:tblPr>
+      <w:tblGrid>
+        <w:gridCol w:w="4508"/>
+        <w:gridCol w:w="4508"/>
+      </w:tblGrid>
+      <w:tr>
+        <w:tc>
+          <w:tcPr>
+            <w:tcW w:w="4508" w:type="dxa"/>
+          </w:tcPr>
+          <w:p>
+            <w:pPr>
+              <w:jc w:val="center"/>
+              <w:rPr>
+                <w:b/>
+                <w:bCs/>
+              </w:rPr>
+            </w:pPr>
+            <w:r>
+              <w:rPr>
+                <w:b/>
+                <w:bCs/>
+              </w:rPr>
+              <w:t>Campo</w:t>
+            </w:r>
+          </w:p>
+        </w:tc>
+        <w:tc>
+          <w:tcPr>
+            <w:tcW w:w="4508" w:type="dxa"/>
+          </w:tcPr>
+          <w:p>
+            <w:pPr>
+              <w:jc w:val="center"/>
+              <w:rPr>
+                <w:b/>
+                <w:bCs/>
+              </w:rPr>
+            </w:pPr>
+            <w:r>
+              <w:rPr>
+                <w:b/>
+                <w:bCs/>
+              </w:rPr>
+              <w:t>Descrição</w:t>
+            </w:r>
+          </w:p>
+        </w:tc>
+      </w:tr>
+      <w:tr>
+        <w:tc>
+          <w:tcPr>
+            <w:tcW w:w="4508" w:type="dxa"/>
+            <w:vAlign w:val="center"/>
+          </w:tcPr>
+          <w:p>
+            <w:r>
+              <w:t>Nome fictício</w:t>
+            </w:r>
+          </w:p>
+        </w:tc>
+        <w:tc>
+          <w:tcPr>
+            <w:tcW w:w="4508" w:type="dxa"/>
+            <w:vAlign w:val="center"/>
+          </w:tcPr>
+          <w:p>
+            <w:pPr>
+              <w:jc w:val="center"/>
+            </w:pPr>
+            <w:r>
+              <w:t xml:space="preserve">Marcelo </w:t>
+            </w:r>
+            <w:r>
+              <w:t>R</w:t>
+            </w:r>
+            <w:r>
+              <w:t>ocha</w:t>
+            </w:r>
+          </w:p>
+        </w:tc>
+      </w:tr>
+      <w:tr>
+        <w:tc>
+          <w:tcPr>
+            <w:tcW w:w="4508" w:type="dxa"/>
+            <w:vAlign w:val="center"/>
+          </w:tcPr>
+          <w:p>
+            <w:r>
+              <w:t>Idade</w:t>
+            </w:r>
+          </w:p>
+        </w:tc>
+        <w:tc>
+          <w:tcPr>
+            <w:tcW w:w="4508" w:type="dxa"/>
+            <w:vAlign w:val="center"/>
+          </w:tcPr>
+          <w:p>
+            <w:pPr>
+              <w:jc w:val="center"/>
+            </w:pPr>
+            <w:r>
+              <w:t>42 anos</w:t>
+            </w:r>
+          </w:p>
+        </w:tc>
+      </w:tr>
+      <w:tr>
+        <w:tc>
+          <w:tcPr>
+            <w:tcW w:w="4508" w:type="dxa"/>
+            <w:vAlign w:val="center"/>
+          </w:tcPr>
+          <w:p>
+            <w:r>
+              <w:t>Perfil</w:t>
+            </w:r>
+          </w:p>
+        </w:tc>
+        <w:tc>
+          <w:tcPr>
+            <w:tcW w:w="4508" w:type="dxa"/>
+            <w:vAlign w:val="center"/>
+          </w:tcPr>
+          <w:p>
+            <w:pPr>
+              <w:jc w:val="center"/>
+            </w:pPr>
+            <w:r>
+              <w:t>Profissional responsável pela manutenção e suporte da plataforma.</w:t>
+            </w:r>
+          </w:p>
+        </w:tc>
+      </w:tr>
+      <w:tr>
+        <w:tc>
+          <w:tcPr>
+            <w:tcW w:w="4508" w:type="dxa"/>
+            <w:vAlign w:val="center"/>
+          </w:tcPr>
+          <w:p>
+            <w:pPr>
+              <w:tabs>
+                <w:tab w:val="left" w:pos="2625"/>
+              </w:tabs>
+            </w:pPr>
+            <w:r>
+              <w:t>Plataforma principal</w:t>
+            </w:r>
+          </w:p>
+        </w:tc>
+        <w:tc>
+          <w:tcPr>
+            <w:tcW w:w="4508" w:type="dxa"/>
+            <w:vAlign w:val="center"/>
+          </w:tcPr>
+          <w:p>
+            <w:pPr>
+              <w:jc w:val="center"/>
+            </w:pPr>
+            <w:r>
+              <w:t>Web</w:t>
+            </w:r>
+          </w:p>
+        </w:tc>
+      </w:tr>
+      <w:tr>
+        <w:tc>
+          <w:tcPr>
+            <w:tcW w:w="4508" w:type="dxa"/>
+            <w:vAlign w:val="center"/>
+          </w:tcPr>
+          <w:p>
+            <w:pPr>
+              <w:tabs>
+                <w:tab w:val="left" w:pos="2625"/>
+              </w:tabs>
+            </w:pPr>
+            <w:r>
+              <w:t>Plataformas complementares</w:t>
+            </w:r>
+          </w:p>
+        </w:tc>
+        <w:tc>
+          <w:tcPr>
+            <w:tcW w:w="4508" w:type="dxa"/>
+            <w:vAlign w:val="center"/>
+          </w:tcPr>
+          <w:p>
+            <w:pPr>
+              <w:jc w:val="center"/>
+            </w:pPr>
+            <w:r>
+              <w:t>Desktop</w:t>
+            </w:r>
+          </w:p>
+        </w:tc>
+      </w:tr>
+      <w:tr>
+        <w:tc>
+          <w:tcPr>
+            <w:tcW w:w="4508" w:type="dxa"/>
+            <w:vAlign w:val="center"/>
+          </w:tcPr>
+          <w:p>
+            <w:r>
+              <w:t>Objetivos</w:t>
+            </w:r>
+          </w:p>
+        </w:tc>
+        <w:tc>
+          <w:tcPr>
+            <w:tcW w:w="4508" w:type="dxa"/>
+            <w:vAlign w:val="center"/>
+          </w:tcPr>
+          <w:p>
+            <w:pPr>
+              <w:jc w:val="center"/>
+            </w:pPr>
+            <w:r>
+              <w:t>Garantir o funcionamento adequado do sistema, das integrações e da infraestrutura tecnológica.</w:t>
+            </w:r>
+          </w:p>
+        </w:tc>
+      </w:tr>
+      <w:tr>
+        <w:tc>
+          <w:tcPr>
+            <w:tcW w:w="4508" w:type="dxa"/>
+            <w:vAlign w:val="center"/>
+          </w:tcPr>
+          <w:p>
+            <w:r>
+              <w:t>Necessidades</w:t>
+            </w:r>
+          </w:p>
+        </w:tc>
+        <w:tc>
+          <w:tcPr>
+            <w:tcW w:w="4508" w:type="dxa"/>
+            <w:vAlign w:val="center"/>
+          </w:tcPr>
+          <w:p>
+            <w:pPr>
+              <w:jc w:val="center"/>
+            </w:pPr>
+            <w:r>
+              <w:t>Monitorar logs, acompanhar integrações, diagnosticar falhas e prestar suporte aos usuários.</w:t>
+            </w:r>
+          </w:p>
+        </w:tc>
+      </w:tr>
+      <w:tr>
+        <w:tc>
+          <w:tcPr>
+            <w:tcW w:w="4508" w:type="dxa"/>
+            <w:vAlign w:val="center"/>
+          </w:tcPr>
+          <w:p>
+            <w:r>
+              <w:t>Dores</w:t>
+            </w:r>
+          </w:p>
+        </w:tc>
+        <w:tc>
+          <w:tcPr>
+            <w:tcW w:w="4508" w:type="dxa"/>
+            <w:vAlign w:val="center"/>
+          </w:tcPr>
+          <w:p>
+            <w:pPr>
+              <w:jc w:val="center"/>
+            </w:pPr>
+            <w:r>
+              <w:t>Falta de rastreabilidade dos problemas, ausência de registros técnicos e dificuldade na identificação de falhas.</w:t>
+            </w:r>
+          </w:p>
+        </w:tc>
+      </w:tr>
+      <w:tr>
+        <w:tc>
+          <w:tcPr>
+            <w:tcW w:w="4508" w:type="dxa"/>
+            <w:vAlign w:val="center"/>
+          </w:tcPr>
+          <w:p>
+            <w:r>
+              <w:t>Funcionalidades relevantes</w:t>
+            </w:r>
+          </w:p>
+        </w:tc>
+        <w:tc>
+          <w:tcPr>
+            <w:tcW w:w="4508" w:type="dxa"/>
+            <w:vAlign w:val="center"/>
+          </w:tcPr>
+          <w:p>
+            <w:pPr>
+              <w:jc w:val="center"/>
+            </w:pPr>
+            <w:r>
+              <w:t>Auditoria, monitoramento, gerenciamento de integrações, histórico de ações, permissões e suporte técnico.</w:t>
+            </w:r>
+          </w:p>
+        </w:tc>
+      </w:tr>
+    </w:tbl>
+    <w:p>
+      <w:pPr>
+        <w:jc w:val="center"/>
+        <w:rPr>
+          <w:b/>
+          <w:bCs/>
+        </w:rPr>
+      </w:pPr>
+    </w:p>
+    <w:p>
+      <w:pPr>
+        <w:jc w:val="center"/>
+        <w:rPr>
+          <w:b/>
+          <w:bCs/>
+        </w:rPr>
+      </w:pPr>
+      <w:r>
+        <w:rPr>
+          <w:b/>
+          <w:bCs/>
+        </w:rPr>
+        <w:t>Relação entre Personas e Plataformas</w:t>
+      </w:r>
+    </w:p>
+    <w:tbl>
+      <w:tblPr>
+        <w:tblStyle w:val="Tabelacomgrade"/>
+        <w:tblW w:w="0" w:type="auto"/>
+        <w:tblLook w:val="04A0" w:firstRow="1" w:lastRow="0" w:firstColumn="1" w:lastColumn="0" w:noHBand="0" w:noVBand="1"/>
+      </w:tblPr>
+      <w:tblGrid>
+        <w:gridCol w:w="2254"/>
+        <w:gridCol w:w="2254"/>
+        <w:gridCol w:w="2254"/>
+        <w:gridCol w:w="2254"/>
+      </w:tblGrid>
+      <w:tr>
+        <w:tc>
+          <w:tcPr>
+            <w:tcW w:w="2254" w:type="dxa"/>
+          </w:tcPr>
+          <w:p>
+            <w:pPr>
+              <w:rPr>
+                <w:b/>
+                <w:bCs/>
+              </w:rPr>
+            </w:pPr>
+            <w:r>
+              <w:rPr>
+                <w:b/>
+                <w:bCs/>
+              </w:rPr>
+              <w:t>Persona</w:t>
+            </w:r>
+          </w:p>
+        </w:tc>
+        <w:tc>
+          <w:tcPr>
+            <w:tcW w:w="2254" w:type="dxa"/>
+          </w:tcPr>
+          <w:p>
+            <w:pPr>
+              <w:rPr>
+                <w:b/>
+                <w:bCs/>
+              </w:rPr>
+            </w:pPr>
+            <w:r>
+              <w:rPr>
+                <w:b/>
+                <w:bCs/>
+              </w:rPr>
+              <w:t>Desktop</w:t>
+            </w:r>
+          </w:p>
+        </w:tc>
+        <w:tc>
+          <w:tcPr>
+            <w:tcW w:w="2254" w:type="dxa"/>
+          </w:tcPr>
+          <w:p>
+            <w:pPr>
+              <w:rPr>
+                <w:b/>
+                <w:bCs/>
+              </w:rPr>
+            </w:pPr>
+            <w:r>
+              <w:rPr>
+                <w:b/>
+                <w:bCs/>
+              </w:rPr>
+              <w:t xml:space="preserve">Web </w:t>
+            </w:r>
+          </w:p>
+        </w:tc>
+        <w:tc>
+          <w:tcPr>
+            <w:tcW w:w="2254" w:type="dxa"/>
+          </w:tcPr>
+          <w:p>
+            <w:pPr>
+              <w:rPr>
+                <w:b/>
+                <w:bCs/>
+              </w:rPr>
+            </w:pPr>
+            <w:r>
+              <w:rPr>
+                <w:b/>
+                <w:bCs/>
+              </w:rPr>
+              <w:t>mobile</w:t>
+            </w:r>
+          </w:p>
+        </w:tc>
+      </w:tr>
+      <w:tr>
+        <w:tc>
+          <w:tcPr>
+            <w:tcW w:w="2254" w:type="dxa"/>
+            <w:vAlign w:val="center"/>
+          </w:tcPr>
+          <w:p>
+            <w:pPr>
+              <w:jc w:val="center"/>
+            </w:pPr>
+            <w:r>
+              <w:t>Administrador da empresa</w:t>
+            </w:r>
+          </w:p>
+        </w:tc>
+        <w:tc>
+          <w:tcPr>
+            <w:tcW w:w="2254" w:type="dxa"/>
+            <w:vAlign w:val="center"/>
+          </w:tcPr>
+          <w:p>
+            <w:pPr>
+              <w:jc w:val="center"/>
+            </w:pPr>
+            <w:r>
+              <w:t>Uso principal para gestão da operação e configuração do sistema</w:t>
+            </w:r>
+          </w:p>
+        </w:tc>
+        <w:tc>
+          <w:tcPr>
+            <w:tcW w:w="2254" w:type="dxa"/>
+            <w:vAlign w:val="center"/>
+          </w:tcPr>
+          <w:p>
+            <w:pPr>
+              <w:jc w:val="center"/>
+            </w:pPr>
+            <w:r>
+              <w:t>Uso complementar</w:t>
+            </w:r>
+            <w:r>
+              <w:t xml:space="preserve"> para acompanha</w:t>
+            </w:r>
+            <w:r>
+              <w:t>mento remoto</w:t>
+            </w:r>
+          </w:p>
+        </w:tc>
+        <w:tc>
+          <w:tcPr>
+            <w:tcW w:w="2254" w:type="dxa"/>
+            <w:vAlign w:val="center"/>
+          </w:tcPr>
+          <w:p>
+            <w:pPr>
+              <w:jc w:val="center"/>
+            </w:pPr>
+            <w:r>
+              <w:t>Não aplicável</w:t>
+            </w:r>
+          </w:p>
+        </w:tc>
+      </w:tr>
+      <w:tr>
+        <w:tc>
+          <w:tcPr>
+            <w:tcW w:w="2254" w:type="dxa"/>
+            <w:vAlign w:val="center"/>
+          </w:tcPr>
+          <w:p>
+            <w:pPr>
+              <w:jc w:val="center"/>
+            </w:pPr>
+            <w:r>
+              <w:t>Operadora Administrativa</w:t>
+            </w:r>
+          </w:p>
+        </w:tc>
+        <w:tc>
+          <w:tcPr>
+            <w:tcW w:w="2254" w:type="dxa"/>
+            <w:vAlign w:val="center"/>
+          </w:tcPr>
+          <w:p>
+            <w:pPr>
+              <w:jc w:val="center"/>
+            </w:pPr>
+            <w:r>
+              <w:t>Uso principal para atendimento e gerenciamento de reservas</w:t>
+            </w:r>
+          </w:p>
+        </w:tc>
+        <w:tc>
+          <w:tcPr>
+            <w:tcW w:w="2254" w:type="dxa"/>
+            <w:vAlign w:val="center"/>
+          </w:tcPr>
+          <w:p>
+            <w:pPr>
+              <w:jc w:val="center"/>
+            </w:pPr>
+            <w:r>
+              <w:t>Uso complementar para consultas e acompanhamento</w:t>
+            </w:r>
+          </w:p>
+        </w:tc>
+        <w:tc>
+          <w:tcPr>
+            <w:tcW w:w="2254" w:type="dxa"/>
+            <w:vAlign w:val="center"/>
+          </w:tcPr>
+          <w:p>
+            <w:pPr>
+              <w:jc w:val="center"/>
+            </w:pPr>
+            <w:r>
+              <w:t>Não aplicável</w:t>
+            </w:r>
+          </w:p>
+        </w:tc>
+      </w:tr>
+      <w:tr>
+        <w:tc>
+          <w:tcPr>
+            <w:tcW w:w="2254" w:type="dxa"/>
+            <w:vAlign w:val="center"/>
+          </w:tcPr>
+          <w:p>
+            <w:pPr>
+              <w:jc w:val="center"/>
+            </w:pPr>
+            <w:r>
+              <w:t>Motorista Executivo</w:t>
+            </w:r>
+          </w:p>
+        </w:tc>
+        <w:tc>
+          <w:tcPr>
+            <w:tcW w:w="2254" w:type="dxa"/>
+            <w:vAlign w:val="center"/>
+          </w:tcPr>
+          <w:p>
+            <w:pPr>
+              <w:jc w:val="center"/>
+            </w:pPr>
+            <w:r>
+              <w:t>Não aplicável</w:t>
+            </w:r>
+          </w:p>
+        </w:tc>
+        <w:tc>
+          <w:tcPr>
+            <w:tcW w:w="2254" w:type="dxa"/>
+            <w:vAlign w:val="center"/>
+          </w:tcPr>
+          <w:p>
+            <w:pPr>
+              <w:jc w:val="center"/>
+            </w:pPr>
+            <w:r>
+              <w:t>Uso complementar para consultas ocasionais</w:t>
+            </w:r>
+          </w:p>
+        </w:tc>
+        <w:tc>
+          <w:tcPr>
+            <w:tcW w:w="2254" w:type="dxa"/>
+            <w:vAlign w:val="center"/>
+          </w:tcPr>
+          <w:p>
+            <w:pPr>
+              <w:jc w:val="center"/>
+            </w:pPr>
+            <w:r>
+              <w:t>Uso principal para acompanhamento dos serviços</w:t>
+            </w:r>
+          </w:p>
+        </w:tc>
+      </w:tr>
+      <w:tr>
+        <w:tc>
+          <w:tcPr>
+            <w:tcW w:w="2254" w:type="dxa"/>
+            <w:vAlign w:val="center"/>
+          </w:tcPr>
+          <w:p>
+            <w:pPr>
+              <w:jc w:val="center"/>
+            </w:pPr>
+            <w:r>
+              <w:lastRenderedPageBreak/>
+              <w:t>Cliente Executivo</w:t>
+            </w:r>
+          </w:p>
+        </w:tc>
+        <w:tc>
+          <w:tcPr>
+            <w:tcW w:w="2254" w:type="dxa"/>
+            <w:vAlign w:val="center"/>
+          </w:tcPr>
+          <w:p>
+            <w:pPr>
+              <w:jc w:val="center"/>
+            </w:pPr>
+            <w:r>
+              <w:t>Não aplicável</w:t>
+            </w:r>
+          </w:p>
+        </w:tc>
+        <w:tc>
+          <w:tcPr>
+            <w:tcW w:w="2254" w:type="dxa"/>
+            <w:vAlign w:val="center"/>
+          </w:tcPr>
+          <w:p>
+            <w:pPr>
+              <w:jc w:val="center"/>
+            </w:pPr>
+            <w:r>
+              <w:t>Uso complementar para reservas e consultas</w:t>
+            </w:r>
+          </w:p>
+        </w:tc>
+        <w:tc>
+          <w:tcPr>
+            <w:tcW w:w="2254" w:type="dxa"/>
+            <w:vAlign w:val="center"/>
+          </w:tcPr>
+          <w:p>
+            <w:pPr>
+              <w:jc w:val="center"/>
+            </w:pPr>
+            <w:r>
+              <w:t>Uso principal para solicitação e acompanhamento de serviços</w:t>
+            </w:r>
+          </w:p>
+        </w:tc>
+      </w:tr>
+      <w:tr>
+        <w:tc>
+          <w:tcPr>
+            <w:tcW w:w="2254" w:type="dxa"/>
+            <w:vAlign w:val="center"/>
+          </w:tcPr>
+          <w:p>
+            <w:pPr>
+              <w:jc w:val="center"/>
+            </w:pPr>
+            <w:r>
+              <w:t>Suporte Técnico</w:t>
+            </w:r>
+          </w:p>
+        </w:tc>
+        <w:tc>
+          <w:tcPr>
+            <w:tcW w:w="2254" w:type="dxa"/>
+            <w:vAlign w:val="center"/>
+          </w:tcPr>
+          <w:p>
+            <w:pPr>
+              <w:jc w:val="center"/>
+            </w:pPr>
+            <w:r>
+              <w:t>Uso complementar para manutenção local</w:t>
+            </w:r>
+          </w:p>
+        </w:tc>
+        <w:tc>
+          <w:tcPr>
+            <w:tcW w:w="2254" w:type="dxa"/>
+            <w:vAlign w:val="center"/>
+          </w:tcPr>
+          <w:p>
+            <w:pPr>
+              <w:jc w:val="center"/>
+            </w:pPr>
+            <w:r>
+              <w:t>Uso principal para monitoramento e suporte</w:t>
+            </w:r>
+          </w:p>
+        </w:tc>
+        <w:tc>
+          <w:tcPr>
+            <w:tcW w:w="2254" w:type="dxa"/>
+            <w:vAlign w:val="center"/>
+          </w:tcPr>
+          <w:p>
+            <w:pPr>
+              <w:jc w:val="center"/>
+            </w:pPr>
+            <w:r>
+              <w:t>Não aplicável</w:t>
+            </w:r>
+          </w:p>
+        </w:tc>
+      </w:tr>
+    </w:tbl>
+    <w:p>
+      <w:pPr>
+        <w:rPr>
+          <w:b/>
+          <w:bCs/>
+        </w:rPr>
+      </w:pPr>
+    </w:p>
+    <w:p>
+      <w:pPr>
+        <w:jc w:val="center"/>
+        <w:rPr>
+          <w:b/>
+          <w:bCs/>
+        </w:rPr>
+      </w:pPr>
+    </w:p>
+    <w:p>
+      <w:pPr>
+        <w:jc w:val="center"/>
+        <w:rPr>
+          <w:rFonts w:ascii="Arial Nova" w:eastAsia="Arial Nova" w:hAnsi="Arial Nova" w:cs="Arial Nova"/>
+          <w:b/>
+          <w:sz w:val="28"/>
+          <w:szCs w:val="28"/>
+          <w:u w:val="single"/>
+        </w:rPr>
+      </w:pPr>
+      <w:r>
+        <w:rPr>
+          <w:rFonts w:ascii="Arial Nova" w:eastAsia="Arial Nova" w:hAnsi="Arial Nova" w:cs="Arial Nova"/>
+          <w:b/>
+          <w:sz w:val="28"/>
+          <w:szCs w:val="28"/>
+          <w:u w:val="single"/>
+        </w:rPr>
+        <w:t>Finalidade das plataformas</w:t>
+      </w:r>
+    </w:p>
+    <w:p>
+      <w:pPr>
+        <w:jc w:val="center"/>
+        <w:rPr>
+          <w:rFonts w:ascii="Arial Nova" w:eastAsia="Arial Nova" w:hAnsi="Arial Nova" w:cs="Arial Nova"/>
+          <w:b/>
+          <w:u w:val="single"/>
+        </w:rPr>
+      </w:pPr>
+    </w:p>
+    <w:p>
+      <w:pPr>
+        <w:rPr>
+          <w:b/>
+          <w:bCs/>
+        </w:rPr>
+      </w:pPr>
+      <w:r>
+        <w:rPr>
+          <w:b/>
+          <w:bCs/>
+        </w:rPr>
+        <w:t xml:space="preserve">Aplicação </w:t>
+      </w:r>
+      <w:r>
+        <w:rPr>
+          <w:b/>
+          <w:bCs/>
+        </w:rPr>
+        <w:t>D</w:t>
+      </w:r>
+      <w:r>
+        <w:rPr>
+          <w:b/>
+          <w:bCs/>
+        </w:rPr>
+        <w:t>esktop</w:t>
+      </w:r>
+      <w:r>
+        <w:rPr>
+          <w:b/>
+          <w:bCs/>
+        </w:rPr>
+        <w:t>:</w:t>
+      </w:r>
+    </w:p>
+    <w:p>
+      <w:r>
+        <w:rPr>
+          <w:b/>
+          <w:bCs/>
+        </w:rPr>
+        <w:t xml:space="preserve"> </w:t>
+      </w:r>
+      <w:r>
+        <w:t>Destinada à operação interna da empresa, oferecendo recursos avançados para gerenciamento de reservas, motoristas, veículos, clientes e relatórios operacionais.</w:t>
+      </w:r>
+    </w:p>
+    <w:p>
+      <w:pPr>
+        <w:rPr>
+          <w:b/>
+          <w:bCs/>
+        </w:rPr>
+      </w:pPr>
+      <w:r>
+        <w:rPr>
+          <w:b/>
+          <w:bCs/>
+        </w:rPr>
+        <w:t>Principais funcionalidades</w:t>
+      </w:r>
+      <w:r>
+        <w:rPr>
+          <w:b/>
+          <w:bCs/>
+        </w:rPr>
+        <w:t>:</w:t>
+      </w:r>
+    </w:p>
+    <w:p>
+      <w:pPr>
+        <w:pStyle w:val="PargrafodaLista"/>
+        <w:numPr>
+          <w:ilvl w:val="0"/>
+          <w:numId w:val="5"/>
+        </w:numPr>
+      </w:pPr>
+      <w:r>
+        <w:t>Gestão de reservas;</w:t>
+      </w:r>
+    </w:p>
+    <w:p>
+      <w:pPr>
+        <w:pStyle w:val="PargrafodaLista"/>
+        <w:numPr>
+          <w:ilvl w:val="0"/>
+          <w:numId w:val="5"/>
+        </w:numPr>
+      </w:pPr>
+      <w:r>
+        <w:t>Gestão da frota;</w:t>
+      </w:r>
+    </w:p>
+    <w:p>
+      <w:pPr>
+        <w:pStyle w:val="PargrafodaLista"/>
+        <w:numPr>
+          <w:ilvl w:val="0"/>
+          <w:numId w:val="5"/>
+        </w:numPr>
+      </w:pPr>
+      <w:r>
+        <w:t>Gestão de motoristas;</w:t>
+      </w:r>
+    </w:p>
+    <w:p>
+      <w:pPr>
+        <w:pStyle w:val="PargrafodaLista"/>
+        <w:numPr>
+          <w:ilvl w:val="0"/>
+          <w:numId w:val="5"/>
+        </w:numPr>
+      </w:pPr>
+      <w:r>
+        <w:t>Gestão de clientes;</w:t>
+      </w:r>
+    </w:p>
+    <w:p>
+      <w:pPr>
+        <w:pStyle w:val="PargrafodaLista"/>
+        <w:numPr>
+          <w:ilvl w:val="0"/>
+          <w:numId w:val="5"/>
+        </w:numPr>
+      </w:pPr>
+      <w:r>
+        <w:t>Aprovação e cancelamento de solicitações;</w:t>
+      </w:r>
+    </w:p>
+    <w:p>
+      <w:pPr>
+        <w:pStyle w:val="PargrafodaLista"/>
+        <w:numPr>
+          <w:ilvl w:val="0"/>
+          <w:numId w:val="5"/>
+        </w:numPr>
+      </w:pPr>
+      <w:r>
+        <w:t>Relatórios gerenciais;</w:t>
+      </w:r>
+    </w:p>
+    <w:p>
+      <w:pPr>
+        <w:pStyle w:val="PargrafodaLista"/>
+        <w:numPr>
+          <w:ilvl w:val="0"/>
+          <w:numId w:val="5"/>
+        </w:numPr>
+      </w:pPr>
+      <w:r>
+        <w:t>Controle de permissões.</w:t>
+      </w:r>
+    </w:p>
+    <w:p>
+      <w:pPr>
+        <w:ind w:left="360"/>
+      </w:pPr>
+    </w:p>
+    <w:p>
+      <w:pPr>
+        <w:rPr>
+          <w:b/>
+          <w:bCs/>
+        </w:rPr>
+      </w:pPr>
+      <w:r>
+        <w:rPr>
+          <w:b/>
+          <w:bCs/>
+        </w:rPr>
+        <w:t>Aplicação Web:</w:t>
+      </w:r>
+    </w:p>
+    <w:p>
+      <w:r>
+        <w:t>Destinada ao acesso remoto de gestores, operadores, clientes e motoristas, permitindo acompanhamento das operações e utilização das funcionalidades conforme o perfil de acesso.</w:t>
+      </w:r>
+    </w:p>
+    <w:p>
+      <w:pPr>
+        <w:rPr>
+          <w:b/>
+          <w:bCs/>
+        </w:rPr>
+      </w:pPr>
+      <w:r>
+        <w:rPr>
+          <w:b/>
+          <w:bCs/>
+        </w:rPr>
+        <w:t>Principais funcionalidades:</w:t>
+      </w:r>
+    </w:p>
+    <w:p>
+      <w:pPr>
+        <w:numPr>
+          <w:ilvl w:val="0"/>
+          <w:numId w:val="2"/>
+        </w:numPr>
+      </w:pPr>
+      <w:r>
+        <w:t>Consulta de reservas;</w:t>
+      </w:r>
+    </w:p>
+    <w:p>
+      <w:pPr>
+        <w:numPr>
+          <w:ilvl w:val="0"/>
+          <w:numId w:val="2"/>
+        </w:numPr>
+      </w:pPr>
+      <w:r>
+        <w:t>Acompanhamento da agenda;</w:t>
+      </w:r>
+    </w:p>
+    <w:p>
+      <w:pPr>
+        <w:numPr>
+          <w:ilvl w:val="0"/>
+          <w:numId w:val="2"/>
+        </w:numPr>
+      </w:pPr>
+      <w:r>
+        <w:t>Gestão administrativa;</w:t>
+      </w:r>
+    </w:p>
+    <w:p>
+      <w:pPr>
+        <w:numPr>
+          <w:ilvl w:val="0"/>
+          <w:numId w:val="2"/>
+        </w:numPr>
+      </w:pPr>
+      <w:r>
+        <w:t>Monitoramento operacional;</w:t>
+      </w:r>
+    </w:p>
+    <w:p>
+      <w:pPr>
+        <w:numPr>
+          <w:ilvl w:val="0"/>
+          <w:numId w:val="2"/>
+        </w:numPr>
+      </w:pPr>
+      <w:r>
+        <w:t>Relatórios;</w:t>
+      </w:r>
+    </w:p>
+    <w:p>
+      <w:pPr>
+        <w:numPr>
+          <w:ilvl w:val="0"/>
+          <w:numId w:val="2"/>
+        </w:numPr>
+      </w:pPr>
+      <w:r>
+        <w:lastRenderedPageBreak/>
+        <w:t>Configurações do sistema.</w:t>
+      </w:r>
+    </w:p>
+    <w:p>
+      <w:pPr>
+        <w:ind w:left="360"/>
+      </w:pPr>
+    </w:p>
+    <w:p>
+      <w:pPr>
+        <w:rPr>
+          <w:b/>
+          <w:bCs/>
+        </w:rPr>
+      </w:pPr>
+      <w:r>
+        <w:rPr>
+          <w:b/>
+          <w:bCs/>
+        </w:rPr>
+        <w:t>Aplicação Mobile</w:t>
+      </w:r>
+    </w:p>
+    <w:p>
+      <w:r>
+        <w:t>Destinada principalmente aos clientes e motoristas, oferecendo mobilidade e praticidade durante a utilização dos serviços.</w:t>
+      </w:r>
+    </w:p>
+    <w:p>
+      <w:pPr>
+        <w:rPr>
+          <w:b/>
+          <w:bCs/>
+        </w:rPr>
+      </w:pPr>
+      <w:r>
+        <w:rPr>
+          <w:b/>
+          <w:bCs/>
+        </w:rPr>
+        <w:t>Principais funcionalidades para clientes:</w:t>
+      </w:r>
+    </w:p>
+    <w:p>
+      <w:pPr>
+        <w:numPr>
+          <w:ilvl w:val="0"/>
+          <w:numId w:val="3"/>
+        </w:numPr>
+      </w:pPr>
+      <w:r>
+        <w:t>Solicitação de reservas;</w:t>
+      </w:r>
+    </w:p>
+    <w:p>
+      <w:pPr>
+        <w:numPr>
+          <w:ilvl w:val="0"/>
+          <w:numId w:val="3"/>
+        </w:numPr>
+      </w:pPr>
+      <w:r>
+        <w:t>Consulta de disponibilidade;</w:t>
+      </w:r>
+    </w:p>
+    <w:p>
+      <w:pPr>
+        <w:numPr>
+          <w:ilvl w:val="0"/>
+          <w:numId w:val="3"/>
+        </w:numPr>
+      </w:pPr>
+      <w:r>
+        <w:t>Acompanhamento das solicitações;</w:t>
+      </w:r>
+    </w:p>
+    <w:p>
+      <w:pPr>
+        <w:numPr>
+          <w:ilvl w:val="0"/>
+          <w:numId w:val="3"/>
+        </w:numPr>
+      </w:pPr>
+      <w:r>
+        <w:t>Histórico de serviços;</w:t>
+      </w:r>
+    </w:p>
+    <w:p>
+      <w:pPr>
+        <w:numPr>
+          <w:ilvl w:val="0"/>
+          <w:numId w:val="3"/>
+        </w:numPr>
+      </w:pPr>
+      <w:r>
+        <w:t>Pagamentos;</w:t>
+      </w:r>
+    </w:p>
+    <w:p>
+      <w:pPr>
+        <w:numPr>
+          <w:ilvl w:val="0"/>
+          <w:numId w:val="3"/>
+        </w:numPr>
+      </w:pPr>
+      <w:r>
+        <w:t>Notificações.</w:t>
+      </w:r>
+    </w:p>
+    <w:p>
+      <w:pPr>
+        <w:rPr>
+          <w:b/>
+          <w:bCs/>
+        </w:rPr>
+      </w:pPr>
+      <w:r>
+        <w:rPr>
+          <w:b/>
+          <w:bCs/>
+        </w:rPr>
+        <w:t>Principais funcionalidades para motoristas:</w:t>
+      </w:r>
+    </w:p>
+    <w:p>
+      <w:pPr>
+        <w:numPr>
+          <w:ilvl w:val="0"/>
+          <w:numId w:val="4"/>
+        </w:numPr>
+      </w:pPr>
+      <w:r>
+        <w:t>Consulta da agenda;</w:t>
+      </w:r>
+    </w:p>
+    <w:p>
+      <w:pPr>
+        <w:numPr>
+          <w:ilvl w:val="0"/>
+          <w:numId w:val="4"/>
+        </w:numPr>
+      </w:pPr>
+      <w:r>
+        <w:t>Detalhes das reservas;</w:t>
+      </w:r>
+    </w:p>
+    <w:p>
+      <w:pPr>
+        <w:numPr>
+          <w:ilvl w:val="0"/>
+          <w:numId w:val="4"/>
+        </w:numPr>
+      </w:pPr>
+      <w:r>
+        <w:t>Recebimento de notificações;</w:t>
+      </w:r>
+    </w:p>
+    <w:p>
+      <w:pPr>
+        <w:numPr>
+          <w:ilvl w:val="0"/>
+          <w:numId w:val="4"/>
+        </w:numPr>
+      </w:pPr>
+      <w:r>
+        <w:t>Atualização de status dos serviços.</w:t>
+      </w:r>
+    </w:p>
+    <w:p>
+      <w:pPr>
+        <w:rPr>
+          <w:b/>
+          <w:bCs/>
+        </w:rPr>
+      </w:pPr>
+    </w:p>
     <w:sectPr>
       <w:pgSz w:w="11906" w:h="16838"/>
       <w:pgMar w:top="1440" w:right="1440" w:bottom="1440" w:left="1440" w:header="720" w:footer="720" w:gutter="0"/>
@@ -7390,6 +10344,735 @@
     </w:sectPr>
   </w:body>
 </w:document>
+</file>
+
+<file path=word/numbering.xml><?xml version="1.0" encoding="utf-8"?>
+<w:numbering xmlns:wpc="http://schemas.microsoft.com/office/word/2010/wordprocessingCanvas" xmlns:cx="http://schemas.microsoft.com/office/drawing/2014/chartex" xmlns:cx1="http://schemas.microsoft.com/office/drawing/2015/9/8/chartex" xmlns:cx2="http://schemas.microsoft.com/office/drawing/2015/10/21/chartex" xmlns:cx3="http://schemas.microsoft.com/office/drawing/2016/5/9/chartex" xmlns:cx4="http://schemas.microsoft.com/office/drawing/2016/5/10/chartex" xmlns:cx5="http://schemas.microsoft.com/office/drawing/2016/5/11/chartex" xmlns:cx6="http://schemas.microsoft.com/office/drawing/2016/5/12/chartex" xmlns:cx7="http://schemas.microsoft.com/office/drawing/2016/5/13/chartex" xmlns:cx8="http://schemas.microsoft.com/office/drawing/2016/5/14/chartex" xmlns:mc="http://schemas.openxmlformats.org/markup-compatibility/2006" xmlns:aink="http://schemas.microsoft.com/office/drawing/2016/ink" xmlns:am3d="http://schemas.microsoft.com/office/drawing/2017/model3d" xmlns:o="urn:schemas-microsoft-com:office:office" xmlns:oel="http://schemas.microsoft.com/office/2019/extlst" xmlns:r="http://schemas.openxmlformats.org/officeDocument/2006/relationships" xmlns:m="http://schemas.openxmlformats.org/officeDocument/2006/math" xmlns:v="urn:schemas-microsoft-com:vml" xmlns:wp14="http://schemas.microsoft.com/office/word/2010/wordprocessingDrawing" xmlns:wp="http://schemas.openxmlformats.org/drawingml/2006/wordprocessingDrawing" xmlns:w10="urn:schemas-microsoft-com:office:word" xmlns:w="http://schemas.openxmlformats.org/wordprocessingml/2006/main" xmlns:w14="http://schemas.microsoft.com/office/word/2010/wordml" xmlns:w15="http://schemas.microsoft.com/office/word/2012/wordml" xmlns:w16cex="http://schemas.microsoft.com/office/word/2018/wordml/cex" xmlns:w16cid="http://schemas.microsoft.com/office/word/2016/wordml/cid" xmlns:w16="http://schemas.microsoft.com/office/word/2018/wordml" xmlns:w16du="http://schemas.microsoft.com/office/word/2023/wordml/word16du" xmlns:w16sdtdh="http://schemas.microsoft.com/office/word/2020/wordml/sdtdatahash" xmlns:w16sdtfl="http://schemas.microsoft.com/office/word/2024/wordml/sdtformatlock" xmlns:w16se="http://schemas.microsoft.com/office/word/2015/wordml/symex" xmlns:wpg="http://schemas.microsoft.com/office/word/2010/wordprocessingGroup" xmlns:wpi="http://schemas.microsoft.com/office/word/2010/wordprocessingInk" xmlns:wne="http://schemas.microsoft.com/office/word/2006/wordml" xmlns:wps="http://schemas.microsoft.com/office/word/2010/wordprocessingShape" mc:Ignorable="w14 w15 w16se w16cid w16 w16cex w16sdtdh w16sdtfl w16du wp14">
+  <w:abstractNum w:abstractNumId="0" w15:restartNumberingAfterBreak="0">
+    <w:nsid w:val="03DB1816"/>
+    <w:multiLevelType w:val="hybridMultilevel"/>
+    <w:tmpl w:val="7D7EA8B0"/>
+    <w:lvl w:ilvl="0" w:tplc="04160001">
+      <w:start w:val="1"/>
+      <w:numFmt w:val="bullet"/>
+      <w:lvlText w:val=""/>
+      <w:lvlJc w:val="left"/>
+      <w:pPr>
+        <w:ind w:left="1080" w:hanging="360"/>
+      </w:pPr>
+      <w:rPr>
+        <w:rFonts w:ascii="Symbol" w:hAnsi="Symbol" w:hint="default"/>
+      </w:rPr>
+    </w:lvl>
+    <w:lvl w:ilvl="1" w:tplc="04160003" w:tentative="1">
+      <w:start w:val="1"/>
+      <w:numFmt w:val="bullet"/>
+      <w:lvlText w:val="o"/>
+      <w:lvlJc w:val="left"/>
+      <w:pPr>
+        <w:ind w:left="1800" w:hanging="360"/>
+      </w:pPr>
+      <w:rPr>
+        <w:rFonts w:ascii="Courier New" w:hAnsi="Courier New" w:cs="Courier New" w:hint="default"/>
+      </w:rPr>
+    </w:lvl>
+    <w:lvl w:ilvl="2" w:tplc="04160005" w:tentative="1">
+      <w:start w:val="1"/>
+      <w:numFmt w:val="bullet"/>
+      <w:lvlText w:val=""/>
+      <w:lvlJc w:val="left"/>
+      <w:pPr>
+        <w:ind w:left="2520" w:hanging="360"/>
+      </w:pPr>
+      <w:rPr>
+        <w:rFonts w:ascii="Wingdings" w:hAnsi="Wingdings" w:hint="default"/>
+      </w:rPr>
+    </w:lvl>
+    <w:lvl w:ilvl="3" w:tplc="04160001" w:tentative="1">
+      <w:start w:val="1"/>
+      <w:numFmt w:val="bullet"/>
+      <w:lvlText w:val=""/>
+      <w:lvlJc w:val="left"/>
+      <w:pPr>
+        <w:ind w:left="3240" w:hanging="360"/>
+      </w:pPr>
+      <w:rPr>
+        <w:rFonts w:ascii="Symbol" w:hAnsi="Symbol" w:hint="default"/>
+      </w:rPr>
+    </w:lvl>
+    <w:lvl w:ilvl="4" w:tplc="04160003" w:tentative="1">
+      <w:start w:val="1"/>
+      <w:numFmt w:val="bullet"/>
+      <w:lvlText w:val="o"/>
+      <w:lvlJc w:val="left"/>
+      <w:pPr>
+        <w:ind w:left="3960" w:hanging="360"/>
+      </w:pPr>
+      <w:rPr>
+        <w:rFonts w:ascii="Courier New" w:hAnsi="Courier New" w:cs="Courier New" w:hint="default"/>
+      </w:rPr>
+    </w:lvl>
+    <w:lvl w:ilvl="5" w:tplc="04160005" w:tentative="1">
+      <w:start w:val="1"/>
+      <w:numFmt w:val="bullet"/>
+      <w:lvlText w:val=""/>
+      <w:lvlJc w:val="left"/>
+      <w:pPr>
+        <w:ind w:left="4680" w:hanging="360"/>
+      </w:pPr>
+      <w:rPr>
+        <w:rFonts w:ascii="Wingdings" w:hAnsi="Wingdings" w:hint="default"/>
+      </w:rPr>
+    </w:lvl>
+    <w:lvl w:ilvl="6" w:tplc="04160001" w:tentative="1">
+      <w:start w:val="1"/>
+      <w:numFmt w:val="bullet"/>
+      <w:lvlText w:val=""/>
+      <w:lvlJc w:val="left"/>
+      <w:pPr>
+        <w:ind w:left="5400" w:hanging="360"/>
+      </w:pPr>
+      <w:rPr>
+        <w:rFonts w:ascii="Symbol" w:hAnsi="Symbol" w:hint="default"/>
+      </w:rPr>
+    </w:lvl>
+    <w:lvl w:ilvl="7" w:tplc="04160003" w:tentative="1">
+      <w:start w:val="1"/>
+      <w:numFmt w:val="bullet"/>
+      <w:lvlText w:val="o"/>
+      <w:lvlJc w:val="left"/>
+      <w:pPr>
+        <w:ind w:left="6120" w:hanging="360"/>
+      </w:pPr>
+      <w:rPr>
+        <w:rFonts w:ascii="Courier New" w:hAnsi="Courier New" w:cs="Courier New" w:hint="default"/>
+      </w:rPr>
+    </w:lvl>
+    <w:lvl w:ilvl="8" w:tplc="04160005" w:tentative="1">
+      <w:start w:val="1"/>
+      <w:numFmt w:val="bullet"/>
+      <w:lvlText w:val=""/>
+      <w:lvlJc w:val="left"/>
+      <w:pPr>
+        <w:ind w:left="6840" w:hanging="360"/>
+      </w:pPr>
+      <w:rPr>
+        <w:rFonts w:ascii="Wingdings" w:hAnsi="Wingdings" w:hint="default"/>
+      </w:rPr>
+    </w:lvl>
+  </w:abstractNum>
+  <w:abstractNum w:abstractNumId="1" w15:restartNumberingAfterBreak="0">
+    <w:nsid w:val="0C3620CF"/>
+    <w:multiLevelType w:val="multilevel"/>
+    <w:tmpl w:val="BF6E6F32"/>
+    <w:lvl w:ilvl="0">
+      <w:start w:val="1"/>
+      <w:numFmt w:val="bullet"/>
+      <w:lvlText w:val=""/>
+      <w:lvlJc w:val="left"/>
+      <w:pPr>
+        <w:tabs>
+          <w:tab w:val="num" w:pos="720"/>
+        </w:tabs>
+        <w:ind w:left="720" w:hanging="360"/>
+      </w:pPr>
+      <w:rPr>
+        <w:rFonts w:ascii="Symbol" w:hAnsi="Symbol" w:hint="default"/>
+        <w:sz w:val="20"/>
+      </w:rPr>
+    </w:lvl>
+    <w:lvl w:ilvl="1" w:tentative="1">
+      <w:start w:val="1"/>
+      <w:numFmt w:val="bullet"/>
+      <w:lvlText w:val="o"/>
+      <w:lvlJc w:val="left"/>
+      <w:pPr>
+        <w:tabs>
+          <w:tab w:val="num" w:pos="1440"/>
+        </w:tabs>
+        <w:ind w:left="1440" w:hanging="360"/>
+      </w:pPr>
+      <w:rPr>
+        <w:rFonts w:ascii="Courier New" w:hAnsi="Courier New" w:hint="default"/>
+        <w:sz w:val="20"/>
+      </w:rPr>
+    </w:lvl>
+    <w:lvl w:ilvl="2" w:tentative="1">
+      <w:start w:val="1"/>
+      <w:numFmt w:val="bullet"/>
+      <w:lvlText w:val=""/>
+      <w:lvlJc w:val="left"/>
+      <w:pPr>
+        <w:tabs>
+          <w:tab w:val="num" w:pos="2160"/>
+        </w:tabs>
+        <w:ind w:left="2160" w:hanging="360"/>
+      </w:pPr>
+      <w:rPr>
+        <w:rFonts w:ascii="Wingdings" w:hAnsi="Wingdings" w:hint="default"/>
+        <w:sz w:val="20"/>
+      </w:rPr>
+    </w:lvl>
+    <w:lvl w:ilvl="3" w:tentative="1">
+      <w:start w:val="1"/>
+      <w:numFmt w:val="bullet"/>
+      <w:lvlText w:val=""/>
+      <w:lvlJc w:val="left"/>
+      <w:pPr>
+        <w:tabs>
+          <w:tab w:val="num" w:pos="2880"/>
+        </w:tabs>
+        <w:ind w:left="2880" w:hanging="360"/>
+      </w:pPr>
+      <w:rPr>
+        <w:rFonts w:ascii="Wingdings" w:hAnsi="Wingdings" w:hint="default"/>
+        <w:sz w:val="20"/>
+      </w:rPr>
+    </w:lvl>
+    <w:lvl w:ilvl="4" w:tentative="1">
+      <w:start w:val="1"/>
+      <w:numFmt w:val="bullet"/>
+      <w:lvlText w:val=""/>
+      <w:lvlJc w:val="left"/>
+      <w:pPr>
+        <w:tabs>
+          <w:tab w:val="num" w:pos="3600"/>
+        </w:tabs>
+        <w:ind w:left="3600" w:hanging="360"/>
+      </w:pPr>
+      <w:rPr>
+        <w:rFonts w:ascii="Wingdings" w:hAnsi="Wingdings" w:hint="default"/>
+        <w:sz w:val="20"/>
+      </w:rPr>
+    </w:lvl>
+    <w:lvl w:ilvl="5" w:tentative="1">
+      <w:start w:val="1"/>
+      <w:numFmt w:val="bullet"/>
+      <w:lvlText w:val=""/>
+      <w:lvlJc w:val="left"/>
+      <w:pPr>
+        <w:tabs>
+          <w:tab w:val="num" w:pos="4320"/>
+        </w:tabs>
+        <w:ind w:left="4320" w:hanging="360"/>
+      </w:pPr>
+      <w:rPr>
+        <w:rFonts w:ascii="Wingdings" w:hAnsi="Wingdings" w:hint="default"/>
+        <w:sz w:val="20"/>
+      </w:rPr>
+    </w:lvl>
+    <w:lvl w:ilvl="6" w:tentative="1">
+      <w:start w:val="1"/>
+      <w:numFmt w:val="bullet"/>
+      <w:lvlText w:val=""/>
+      <w:lvlJc w:val="left"/>
+      <w:pPr>
+        <w:tabs>
+          <w:tab w:val="num" w:pos="5040"/>
+        </w:tabs>
+        <w:ind w:left="5040" w:hanging="360"/>
+      </w:pPr>
+      <w:rPr>
+        <w:rFonts w:ascii="Wingdings" w:hAnsi="Wingdings" w:hint="default"/>
+        <w:sz w:val="20"/>
+      </w:rPr>
+    </w:lvl>
+    <w:lvl w:ilvl="7" w:tentative="1">
+      <w:start w:val="1"/>
+      <w:numFmt w:val="bullet"/>
+      <w:lvlText w:val=""/>
+      <w:lvlJc w:val="left"/>
+      <w:pPr>
+        <w:tabs>
+          <w:tab w:val="num" w:pos="5760"/>
+        </w:tabs>
+        <w:ind w:left="5760" w:hanging="360"/>
+      </w:pPr>
+      <w:rPr>
+        <w:rFonts w:ascii="Wingdings" w:hAnsi="Wingdings" w:hint="default"/>
+        <w:sz w:val="20"/>
+      </w:rPr>
+    </w:lvl>
+    <w:lvl w:ilvl="8" w:tentative="1">
+      <w:start w:val="1"/>
+      <w:numFmt w:val="bullet"/>
+      <w:lvlText w:val=""/>
+      <w:lvlJc w:val="left"/>
+      <w:pPr>
+        <w:tabs>
+          <w:tab w:val="num" w:pos="6480"/>
+        </w:tabs>
+        <w:ind w:left="6480" w:hanging="360"/>
+      </w:pPr>
+      <w:rPr>
+        <w:rFonts w:ascii="Wingdings" w:hAnsi="Wingdings" w:hint="default"/>
+        <w:sz w:val="20"/>
+      </w:rPr>
+    </w:lvl>
+  </w:abstractNum>
+  <w:abstractNum w:abstractNumId="2" w15:restartNumberingAfterBreak="0">
+    <w:nsid w:val="0E00391B"/>
+    <w:multiLevelType w:val="multilevel"/>
+    <w:tmpl w:val="119AB75E"/>
+    <w:lvl w:ilvl="0">
+      <w:start w:val="1"/>
+      <w:numFmt w:val="bullet"/>
+      <w:lvlText w:val=""/>
+      <w:lvlJc w:val="left"/>
+      <w:pPr>
+        <w:tabs>
+          <w:tab w:val="num" w:pos="720"/>
+        </w:tabs>
+        <w:ind w:left="720" w:hanging="360"/>
+      </w:pPr>
+      <w:rPr>
+        <w:rFonts w:ascii="Symbol" w:hAnsi="Symbol" w:hint="default"/>
+        <w:sz w:val="20"/>
+      </w:rPr>
+    </w:lvl>
+    <w:lvl w:ilvl="1" w:tentative="1">
+      <w:start w:val="1"/>
+      <w:numFmt w:val="bullet"/>
+      <w:lvlText w:val="o"/>
+      <w:lvlJc w:val="left"/>
+      <w:pPr>
+        <w:tabs>
+          <w:tab w:val="num" w:pos="1440"/>
+        </w:tabs>
+        <w:ind w:left="1440" w:hanging="360"/>
+      </w:pPr>
+      <w:rPr>
+        <w:rFonts w:ascii="Courier New" w:hAnsi="Courier New" w:hint="default"/>
+        <w:sz w:val="20"/>
+      </w:rPr>
+    </w:lvl>
+    <w:lvl w:ilvl="2" w:tentative="1">
+      <w:start w:val="1"/>
+      <w:numFmt w:val="bullet"/>
+      <w:lvlText w:val=""/>
+      <w:lvlJc w:val="left"/>
+      <w:pPr>
+        <w:tabs>
+          <w:tab w:val="num" w:pos="2160"/>
+        </w:tabs>
+        <w:ind w:left="2160" w:hanging="360"/>
+      </w:pPr>
+      <w:rPr>
+        <w:rFonts w:ascii="Wingdings" w:hAnsi="Wingdings" w:hint="default"/>
+        <w:sz w:val="20"/>
+      </w:rPr>
+    </w:lvl>
+    <w:lvl w:ilvl="3" w:tentative="1">
+      <w:start w:val="1"/>
+      <w:numFmt w:val="bullet"/>
+      <w:lvlText w:val=""/>
+      <w:lvlJc w:val="left"/>
+      <w:pPr>
+        <w:tabs>
+          <w:tab w:val="num" w:pos="2880"/>
+        </w:tabs>
+        <w:ind w:left="2880" w:hanging="360"/>
+      </w:pPr>
+      <w:rPr>
+        <w:rFonts w:ascii="Wingdings" w:hAnsi="Wingdings" w:hint="default"/>
+        <w:sz w:val="20"/>
+      </w:rPr>
+    </w:lvl>
+    <w:lvl w:ilvl="4" w:tentative="1">
+      <w:start w:val="1"/>
+      <w:numFmt w:val="bullet"/>
+      <w:lvlText w:val=""/>
+      <w:lvlJc w:val="left"/>
+      <w:pPr>
+        <w:tabs>
+          <w:tab w:val="num" w:pos="3600"/>
+        </w:tabs>
+        <w:ind w:left="3600" w:hanging="360"/>
+      </w:pPr>
+      <w:rPr>
+        <w:rFonts w:ascii="Wingdings" w:hAnsi="Wingdings" w:hint="default"/>
+        <w:sz w:val="20"/>
+      </w:rPr>
+    </w:lvl>
+    <w:lvl w:ilvl="5" w:tentative="1">
+      <w:start w:val="1"/>
+      <w:numFmt w:val="bullet"/>
+      <w:lvlText w:val=""/>
+      <w:lvlJc w:val="left"/>
+      <w:pPr>
+        <w:tabs>
+          <w:tab w:val="num" w:pos="4320"/>
+        </w:tabs>
+        <w:ind w:left="4320" w:hanging="360"/>
+      </w:pPr>
+      <w:rPr>
+        <w:rFonts w:ascii="Wingdings" w:hAnsi="Wingdings" w:hint="default"/>
+        <w:sz w:val="20"/>
+      </w:rPr>
+    </w:lvl>
+    <w:lvl w:ilvl="6" w:tentative="1">
+      <w:start w:val="1"/>
+      <w:numFmt w:val="bullet"/>
+      <w:lvlText w:val=""/>
+      <w:lvlJc w:val="left"/>
+      <w:pPr>
+        <w:tabs>
+          <w:tab w:val="num" w:pos="5040"/>
+        </w:tabs>
+        <w:ind w:left="5040" w:hanging="360"/>
+      </w:pPr>
+      <w:rPr>
+        <w:rFonts w:ascii="Wingdings" w:hAnsi="Wingdings" w:hint="default"/>
+        <w:sz w:val="20"/>
+      </w:rPr>
+    </w:lvl>
+    <w:lvl w:ilvl="7" w:tentative="1">
+      <w:start w:val="1"/>
+      <w:numFmt w:val="bullet"/>
+      <w:lvlText w:val=""/>
+      <w:lvlJc w:val="left"/>
+      <w:pPr>
+        <w:tabs>
+          <w:tab w:val="num" w:pos="5760"/>
+        </w:tabs>
+        <w:ind w:left="5760" w:hanging="360"/>
+      </w:pPr>
+      <w:rPr>
+        <w:rFonts w:ascii="Wingdings" w:hAnsi="Wingdings" w:hint="default"/>
+        <w:sz w:val="20"/>
+      </w:rPr>
+    </w:lvl>
+    <w:lvl w:ilvl="8" w:tentative="1">
+      <w:start w:val="1"/>
+      <w:numFmt w:val="bullet"/>
+      <w:lvlText w:val=""/>
+      <w:lvlJc w:val="left"/>
+      <w:pPr>
+        <w:tabs>
+          <w:tab w:val="num" w:pos="6480"/>
+        </w:tabs>
+        <w:ind w:left="6480" w:hanging="360"/>
+      </w:pPr>
+      <w:rPr>
+        <w:rFonts w:ascii="Wingdings" w:hAnsi="Wingdings" w:hint="default"/>
+        <w:sz w:val="20"/>
+      </w:rPr>
+    </w:lvl>
+  </w:abstractNum>
+  <w:abstractNum w:abstractNumId="3" w15:restartNumberingAfterBreak="0">
+    <w:nsid w:val="21560666"/>
+    <w:multiLevelType w:val="multilevel"/>
+    <w:tmpl w:val="3E0227BC"/>
+    <w:lvl w:ilvl="0">
+      <w:start w:val="1"/>
+      <w:numFmt w:val="bullet"/>
+      <w:lvlText w:val=""/>
+      <w:lvlJc w:val="left"/>
+      <w:pPr>
+        <w:tabs>
+          <w:tab w:val="num" w:pos="720"/>
+        </w:tabs>
+        <w:ind w:left="720" w:hanging="360"/>
+      </w:pPr>
+      <w:rPr>
+        <w:rFonts w:ascii="Symbol" w:hAnsi="Symbol" w:hint="default"/>
+        <w:sz w:val="20"/>
+      </w:rPr>
+    </w:lvl>
+    <w:lvl w:ilvl="1" w:tentative="1">
+      <w:start w:val="1"/>
+      <w:numFmt w:val="bullet"/>
+      <w:lvlText w:val="o"/>
+      <w:lvlJc w:val="left"/>
+      <w:pPr>
+        <w:tabs>
+          <w:tab w:val="num" w:pos="1440"/>
+        </w:tabs>
+        <w:ind w:left="1440" w:hanging="360"/>
+      </w:pPr>
+      <w:rPr>
+        <w:rFonts w:ascii="Courier New" w:hAnsi="Courier New" w:hint="default"/>
+        <w:sz w:val="20"/>
+      </w:rPr>
+    </w:lvl>
+    <w:lvl w:ilvl="2" w:tentative="1">
+      <w:start w:val="1"/>
+      <w:numFmt w:val="bullet"/>
+      <w:lvlText w:val=""/>
+      <w:lvlJc w:val="left"/>
+      <w:pPr>
+        <w:tabs>
+          <w:tab w:val="num" w:pos="2160"/>
+        </w:tabs>
+        <w:ind w:left="2160" w:hanging="360"/>
+      </w:pPr>
+      <w:rPr>
+        <w:rFonts w:ascii="Wingdings" w:hAnsi="Wingdings" w:hint="default"/>
+        <w:sz w:val="20"/>
+      </w:rPr>
+    </w:lvl>
+    <w:lvl w:ilvl="3" w:tentative="1">
+      <w:start w:val="1"/>
+      <w:numFmt w:val="bullet"/>
+      <w:lvlText w:val=""/>
+      <w:lvlJc w:val="left"/>
+      <w:pPr>
+        <w:tabs>
+          <w:tab w:val="num" w:pos="2880"/>
+        </w:tabs>
+        <w:ind w:left="2880" w:hanging="360"/>
+      </w:pPr>
+      <w:rPr>
+        <w:rFonts w:ascii="Wingdings" w:hAnsi="Wingdings" w:hint="default"/>
+        <w:sz w:val="20"/>
+      </w:rPr>
+    </w:lvl>
+    <w:lvl w:ilvl="4" w:tentative="1">
+      <w:start w:val="1"/>
+      <w:numFmt w:val="bullet"/>
+      <w:lvlText w:val=""/>
+      <w:lvlJc w:val="left"/>
+      <w:pPr>
+        <w:tabs>
+          <w:tab w:val="num" w:pos="3600"/>
+        </w:tabs>
+        <w:ind w:left="3600" w:hanging="360"/>
+      </w:pPr>
+      <w:rPr>
+        <w:rFonts w:ascii="Wingdings" w:hAnsi="Wingdings" w:hint="default"/>
+        <w:sz w:val="20"/>
+      </w:rPr>
+    </w:lvl>
+    <w:lvl w:ilvl="5" w:tentative="1">
+      <w:start w:val="1"/>
+      <w:numFmt w:val="bullet"/>
+      <w:lvlText w:val=""/>
+      <w:lvlJc w:val="left"/>
+      <w:pPr>
+        <w:tabs>
+          <w:tab w:val="num" w:pos="4320"/>
+        </w:tabs>
+        <w:ind w:left="4320" w:hanging="360"/>
+      </w:pPr>
+      <w:rPr>
+        <w:rFonts w:ascii="Wingdings" w:hAnsi="Wingdings" w:hint="default"/>
+        <w:sz w:val="20"/>
+      </w:rPr>
+    </w:lvl>
+    <w:lvl w:ilvl="6" w:tentative="1">
+      <w:start w:val="1"/>
+      <w:numFmt w:val="bullet"/>
+      <w:lvlText w:val=""/>
+      <w:lvlJc w:val="left"/>
+      <w:pPr>
+        <w:tabs>
+          <w:tab w:val="num" w:pos="5040"/>
+        </w:tabs>
+        <w:ind w:left="5040" w:hanging="360"/>
+      </w:pPr>
+      <w:rPr>
+        <w:rFonts w:ascii="Wingdings" w:hAnsi="Wingdings" w:hint="default"/>
+        <w:sz w:val="20"/>
+      </w:rPr>
+    </w:lvl>
+    <w:lvl w:ilvl="7" w:tentative="1">
+      <w:start w:val="1"/>
+      <w:numFmt w:val="bullet"/>
+      <w:lvlText w:val=""/>
+      <w:lvlJc w:val="left"/>
+      <w:pPr>
+        <w:tabs>
+          <w:tab w:val="num" w:pos="5760"/>
+        </w:tabs>
+        <w:ind w:left="5760" w:hanging="360"/>
+      </w:pPr>
+      <w:rPr>
+        <w:rFonts w:ascii="Wingdings" w:hAnsi="Wingdings" w:hint="default"/>
+        <w:sz w:val="20"/>
+      </w:rPr>
+    </w:lvl>
+    <w:lvl w:ilvl="8" w:tentative="1">
+      <w:start w:val="1"/>
+      <w:numFmt w:val="bullet"/>
+      <w:lvlText w:val=""/>
+      <w:lvlJc w:val="left"/>
+      <w:pPr>
+        <w:tabs>
+          <w:tab w:val="num" w:pos="6480"/>
+        </w:tabs>
+        <w:ind w:left="6480" w:hanging="360"/>
+      </w:pPr>
+      <w:rPr>
+        <w:rFonts w:ascii="Wingdings" w:hAnsi="Wingdings" w:hint="default"/>
+        <w:sz w:val="20"/>
+      </w:rPr>
+    </w:lvl>
+  </w:abstractNum>
+  <w:abstractNum w:abstractNumId="4" w15:restartNumberingAfterBreak="0">
+    <w:nsid w:val="7F384FD1"/>
+    <w:multiLevelType w:val="multilevel"/>
+    <w:tmpl w:val="96888BCC"/>
+    <w:lvl w:ilvl="0">
+      <w:start w:val="1"/>
+      <w:numFmt w:val="bullet"/>
+      <w:lvlText w:val=""/>
+      <w:lvlJc w:val="left"/>
+      <w:pPr>
+        <w:tabs>
+          <w:tab w:val="num" w:pos="720"/>
+        </w:tabs>
+        <w:ind w:left="720" w:hanging="360"/>
+      </w:pPr>
+      <w:rPr>
+        <w:rFonts w:ascii="Symbol" w:hAnsi="Symbol" w:hint="default"/>
+        <w:sz w:val="20"/>
+      </w:rPr>
+    </w:lvl>
+    <w:lvl w:ilvl="1" w:tentative="1">
+      <w:start w:val="1"/>
+      <w:numFmt w:val="bullet"/>
+      <w:lvlText w:val="o"/>
+      <w:lvlJc w:val="left"/>
+      <w:pPr>
+        <w:tabs>
+          <w:tab w:val="num" w:pos="1440"/>
+        </w:tabs>
+        <w:ind w:left="1440" w:hanging="360"/>
+      </w:pPr>
+      <w:rPr>
+        <w:rFonts w:ascii="Courier New" w:hAnsi="Courier New" w:hint="default"/>
+        <w:sz w:val="20"/>
+      </w:rPr>
+    </w:lvl>
+    <w:lvl w:ilvl="2" w:tentative="1">
+      <w:start w:val="1"/>
+      <w:numFmt w:val="bullet"/>
+      <w:lvlText w:val=""/>
+      <w:lvlJc w:val="left"/>
+      <w:pPr>
+        <w:tabs>
+          <w:tab w:val="num" w:pos="2160"/>
+        </w:tabs>
+        <w:ind w:left="2160" w:hanging="360"/>
+      </w:pPr>
+      <w:rPr>
+        <w:rFonts w:ascii="Wingdings" w:hAnsi="Wingdings" w:hint="default"/>
+        <w:sz w:val="20"/>
+      </w:rPr>
+    </w:lvl>
+    <w:lvl w:ilvl="3" w:tentative="1">
+      <w:start w:val="1"/>
+      <w:numFmt w:val="bullet"/>
+      <w:lvlText w:val=""/>
+      <w:lvlJc w:val="left"/>
+      <w:pPr>
+        <w:tabs>
+          <w:tab w:val="num" w:pos="2880"/>
+        </w:tabs>
+        <w:ind w:left="2880" w:hanging="360"/>
+      </w:pPr>
+      <w:rPr>
+        <w:rFonts w:ascii="Wingdings" w:hAnsi="Wingdings" w:hint="default"/>
+        <w:sz w:val="20"/>
+      </w:rPr>
+    </w:lvl>
+    <w:lvl w:ilvl="4" w:tentative="1">
+      <w:start w:val="1"/>
+      <w:numFmt w:val="bullet"/>
+      <w:lvlText w:val=""/>
+      <w:lvlJc w:val="left"/>
+      <w:pPr>
+        <w:tabs>
+          <w:tab w:val="num" w:pos="3600"/>
+        </w:tabs>
+        <w:ind w:left="3600" w:hanging="360"/>
+      </w:pPr>
+      <w:rPr>
+        <w:rFonts w:ascii="Wingdings" w:hAnsi="Wingdings" w:hint="default"/>
+        <w:sz w:val="20"/>
+      </w:rPr>
+    </w:lvl>
+    <w:lvl w:ilvl="5" w:tentative="1">
+      <w:start w:val="1"/>
+      <w:numFmt w:val="bullet"/>
+      <w:lvlText w:val=""/>
+      <w:lvlJc w:val="left"/>
+      <w:pPr>
+        <w:tabs>
+          <w:tab w:val="num" w:pos="4320"/>
+        </w:tabs>
+        <w:ind w:left="4320" w:hanging="360"/>
+      </w:pPr>
+      <w:rPr>
+        <w:rFonts w:ascii="Wingdings" w:hAnsi="Wingdings" w:hint="default"/>
+        <w:sz w:val="20"/>
+      </w:rPr>
+    </w:lvl>
+    <w:lvl w:ilvl="6" w:tentative="1">
+      <w:start w:val="1"/>
+      <w:numFmt w:val="bullet"/>
+      <w:lvlText w:val=""/>
+      <w:lvlJc w:val="left"/>
+      <w:pPr>
+        <w:tabs>
+          <w:tab w:val="num" w:pos="5040"/>
+        </w:tabs>
+        <w:ind w:left="5040" w:hanging="360"/>
+      </w:pPr>
+      <w:rPr>
+        <w:rFonts w:ascii="Wingdings" w:hAnsi="Wingdings" w:hint="default"/>
+        <w:sz w:val="20"/>
+      </w:rPr>
+    </w:lvl>
+    <w:lvl w:ilvl="7" w:tentative="1">
+      <w:start w:val="1"/>
+      <w:numFmt w:val="bullet"/>
+      <w:lvlText w:val=""/>
+      <w:lvlJc w:val="left"/>
+      <w:pPr>
+        <w:tabs>
+          <w:tab w:val="num" w:pos="5760"/>
+        </w:tabs>
+        <w:ind w:left="5760" w:hanging="360"/>
+      </w:pPr>
+      <w:rPr>
+        <w:rFonts w:ascii="Wingdings" w:hAnsi="Wingdings" w:hint="default"/>
+        <w:sz w:val="20"/>
+      </w:rPr>
+    </w:lvl>
+    <w:lvl w:ilvl="8" w:tentative="1">
+      <w:start w:val="1"/>
+      <w:numFmt w:val="bullet"/>
+      <w:lvlText w:val=""/>
+      <w:lvlJc w:val="left"/>
+      <w:pPr>
+        <w:tabs>
+          <w:tab w:val="num" w:pos="6480"/>
+        </w:tabs>
+        <w:ind w:left="6480" w:hanging="360"/>
+      </w:pPr>
+      <w:rPr>
+        <w:rFonts w:ascii="Wingdings" w:hAnsi="Wingdings" w:hint="default"/>
+        <w:sz w:val="20"/>
+      </w:rPr>
+    </w:lvl>
+  </w:abstractNum>
+  <w:num w:numId="1" w16cid:durableId="466555978">
+    <w:abstractNumId w:val="2"/>
+  </w:num>
+  <w:num w:numId="2" w16cid:durableId="587347827">
+    <w:abstractNumId w:val="1"/>
+  </w:num>
+  <w:num w:numId="3" w16cid:durableId="1061828932">
+    <w:abstractNumId w:val="4"/>
+  </w:num>
+  <w:num w:numId="4" w16cid:durableId="1302617310">
+    <w:abstractNumId w:val="3"/>
+  </w:num>
+  <w:num w:numId="5" w16cid:durableId="1507750432">
+    <w:abstractNumId w:val="0"/>
+  </w:num>
+</w:numbering>
 </file>
 
 <file path=word/styles.xml><?xml version="1.0" encoding="utf-8"?>
@@ -7794,7 +11477,6 @@
   <w:style w:type="character" w:default="1" w:styleId="Fontepargpadro">
     <w:name w:val="Default Paragraph Font"/>
     <w:uiPriority w:val="1"/>
-    <w:semiHidden/>
     <w:unhideWhenUsed/>
   </w:style>
   <w:style w:type="table" w:default="1" w:styleId="Tabelanormal">
@@ -7858,6 +11540,17 @@
     <w:rPr>
       <w:rFonts w:ascii="Times New Roman" w:hAnsi="Times New Roman" w:cs="Times New Roman"/>
     </w:rPr>
+  </w:style>
+  <w:style w:type="paragraph" w:styleId="PargrafodaLista">
+    <w:name w:val="List Paragraph"/>
+    <w:basedOn w:val="Normal"/>
+    <w:uiPriority w:val="34"/>
+    <w:qFormat/>
+    <w:rsid w:val="00276E8A"/>
+    <w:pPr>
+      <w:ind w:left="720"/>
+      <w:contextualSpacing/>
+    </w:pPr>
   </w:style>
 </w:styles>
 </file>
